--- a/hin/docx/031.content.docx
+++ b/hin/docx/031.content.docx
@@ -218,54 +218,39 @@
         </w:rPr>
         <w:t xml:space="preserve"> किसी व्यक्ति की कुछ करने की क्षमता या उनकी शारीरिक ताकत को दर्शाती है। "</w:t>
       </w:r>
-      <w:hyperlink r:id="rId13">
-        <w:r>
-          <w:rPr>
-            <w:lang w:val="hi_IN" w:bidi="hi_IN"/>
-          </w:rPr>
-          <w:rPr>
-            <w:color w:val="0000EE"/>
-            <w:u w:val="single"/>
-          </w:rPr>
-          <w:t>दिल</w:t>
-        </w:r>
-      </w:hyperlink>
+      <w:r>
+        <w:rPr>
+          <w:b/>
+          <w:lang w:val="hi_IN" w:bidi="hi_IN"/>
+        </w:rPr>
+        <w:t>दिल</w:t>
+      </w:r>
       <w:r>
         <w:rPr>
           <w:lang w:val="hi_IN" w:bidi="hi_IN"/>
         </w:rPr>
         <w:t xml:space="preserve">, </w:t>
       </w:r>
-      <w:hyperlink r:id="rId14">
-        <w:r>
-          <w:rPr>
-            <w:lang w:val="hi_IN" w:bidi="hi_IN"/>
-          </w:rPr>
-          <w:rPr>
-            <w:color w:val="0000EE"/>
-            <w:u w:val="single"/>
-          </w:rPr>
-          <w:t>प्राण</w:t>
-        </w:r>
-      </w:hyperlink>
+      <w:r>
+        <w:rPr>
+          <w:b/>
+          <w:lang w:val="hi_IN" w:bidi="hi_IN"/>
+        </w:rPr>
+        <w:t>प्राण</w:t>
+      </w:r>
       <w:r>
         <w:rPr>
           <w:lang w:val="hi_IN" w:bidi="hi_IN"/>
         </w:rPr>
         <w:t xml:space="preserve">, </w:t>
       </w:r>
-      <w:hyperlink r:id="rId15">
-        <w:r>
-          <w:rPr>
-            <w:lang w:val="hi_IN" w:bidi="hi_IN"/>
-          </w:rPr>
-          <w:rPr>
-            <w:color w:val="0000EE"/>
-            <w:u w:val="single"/>
-          </w:rPr>
-          <w:t>मन</w:t>
-        </w:r>
-      </w:hyperlink>
+      <w:r>
+        <w:rPr>
+          <w:b/>
+          <w:lang w:val="hi_IN" w:bidi="hi_IN"/>
+        </w:rPr>
+        <w:t>मन</w:t>
+      </w:r>
       <w:r>
         <w:rPr>
           <w:lang w:val="hi_IN" w:bidi="hi_IN"/>
@@ -470,65 +455,302 @@
       </w:r>
       <w:r>
         <w:rPr>
+          <w:lang w:val="hi_IN" w:bidi="hi_IN"/>
+        </w:rPr>
+        <w:t>यहूदी</w:t>
+      </w:r>
+      <w:r>
+        <w:rPr>
+          <w:lang w:val="hi_IN" w:bidi="hi_IN"/>
+        </w:rPr>
+        <w:t xml:space="preserve"> </w:t>
+      </w:r>
+      <w:r>
+        <w:rPr>
+          <w:lang w:val="hi_IN" w:bidi="hi_IN"/>
+        </w:rPr>
+        <w:t>भविष्यद्वक्ताओं</w:t>
+      </w:r>
+      <w:r>
+        <w:rPr>
+          <w:lang w:val="hi_IN" w:bidi="hi_IN"/>
+        </w:rPr>
+        <w:t xml:space="preserve"> की लिखी हुई बातें भी शामिल थीं। कभी-कभी इसे </w:t>
+      </w:r>
+      <w:r>
+        <w:rPr>
           <w:b/>
           <w:lang w:val="hi_IN" w:bidi="hi_IN"/>
         </w:rPr>
+        <w:t>पवित्र</w:t>
+      </w:r>
+      <w:r>
+        <w:rPr>
+          <w:lang w:val="hi_IN" w:bidi="hi_IN"/>
+        </w:rPr>
+        <w:t xml:space="preserve"> शास्त्र भी कहा जाता है। शास्त्र को </w:t>
+      </w:r>
+      <w:r>
+        <w:rPr>
+          <w:lang w:val="hi_IN" w:bidi="hi_IN"/>
+        </w:rPr>
+        <w:t>पवित्र</w:t>
+      </w:r>
+      <w:r>
+        <w:rPr>
+          <w:lang w:val="hi_IN" w:bidi="hi_IN"/>
+        </w:rPr>
+        <w:t xml:space="preserve"> कहा जाता है क्योंकि वे हमें परमेश्वर के बारे में बताते हैं, जो पवित्र है।</w:t>
+      </w:r>
+    </w:p>
+    <w:p>
+      <w:pPr/>
+      <w:r>
+        <w:rPr>
+          <w:lang w:val="hi_IN" w:bidi="hi_IN"/>
+        </w:rPr>
+      </w:r>
+      <w:r>
+        <w:rPr>
+          <w:lang w:val="hi_IN" w:bidi="hi_IN"/>
+        </w:rPr>
+        <w:t>कभी-कभी लोग "शास्त्र" शब्द का इस्तेमाल किए बिना ही शास्त्रों में से बात करते थे। हर कोई जानता था कि यदि आप कहते हैं कि "यह लिखा है" तो आपका अर्थ शास्त्रों में लिखी हुई किसी बात से होता है।</w:t>
+      </w:r>
+    </w:p>
+    <w:p>
+      <w:pPr/>
+      <w:r>
+        <w:rPr>
+          <w:lang w:val="hi_IN" w:bidi="hi_IN"/>
+        </w:rPr>
+      </w:r>
+      <w:r>
+        <w:rPr>
+          <w:lang w:val="hi_IN" w:bidi="hi_IN"/>
+        </w:rPr>
+        <w:t>शास्त्रों को कागज़ पर नहीं लिखा जाता था, जैसा कि लोग अब करते हैं। किताबें और कागज़ अभी तक अस्तित्व में नहीं थे। इसके बजाय, शास्त्र सरकण्डे की लंबी पट्टियों या चमड़े की पट्टियों पर लिखे जाते थे। सरकण्डे की एक पतली पट्टी होती है जो एक खास पौधे के रेशों से बनाई जाती है, और चमड़ा जानवर की खाल से बनाया जाता है। क्योंकि वे पट्टियाँ बहुत लंबी होती थीं, लोग उन्हें लपेटकर रखते थे। ऐसी पट्टी को लपेटा हुआ पत्र कहा जाता है। लपेटे हुए पत्र के दोनों सिरों पर लोग एक पतली लकड़ी की गोल डंडी लगाते थे। जब लोग लपेटे हुए पत्र से पढ़ते थे, तो वे उसे एक ओर से खोलते जाते थे और दूसरी ओर छड़ी के चारों ओर लपेटते जाते थे।</w:t>
+      </w:r>
+    </w:p>
+    <w:p>
+      <w:pPr/>
+      <w:r>
+        <w:rPr>
+          <w:lang w:val="hi_IN" w:bidi="hi_IN"/>
+        </w:rPr>
+      </w:r>
+      <w:r>
+        <w:rPr>
+          <w:lang w:val="hi_IN" w:bidi="hi_IN"/>
+        </w:rPr>
+        <w:t xml:space="preserve">लपेटे हुए पत्र जल्दी खराब हो सकते थे, खासकर वे जो सरकण्डों से बने होते थे। इसलिए जिन्हें शास्त्री कहा जाता था, वे हमेशा एक लपेटे हुए पत्र से दूसरे लपेटे हुए पत्र में पाठ की नक़ल करने में व्यस्त रहते थे, ताकि वह पाठ खो न जाए। लपेटे हुए पत्र महंगे होते थे। ज़्यादातर लोगों के पास अपना लपेटा हुआ पत्र नहीं होता था। इसके बजाय, लपेटे हुए पत्र </w:t>
+      </w:r>
+      <w:r>
+        <w:rPr>
+          <w:lang w:val="hi_IN" w:bidi="hi_IN"/>
+        </w:rPr>
+        <w:t>आराधनालयों</w:t>
+      </w:r>
+      <w:r>
+        <w:rPr>
+          <w:lang w:val="hi_IN" w:bidi="hi_IN"/>
+        </w:rPr>
+        <w:t xml:space="preserve"> में रखे जाते थे, जो यहूदियों का सभा-स्थान होता था। बहुत से यहूदी लोग इन लपेटे हुए पत्रों के बड़े हिस्सों को याद कर लेते थे; यहाँ तक कि जो लोग पढ़ना नहीं जानते थे, वे भी इनके बड़े हिस्से सुना सकते थे।</w:t>
+      </w:r>
+      <w:r>
+        <w:rPr>
+          <w:lang w:val="hi_IN" w:bidi="hi_IN"/>
+        </w:rPr>
+      </w:r>
+      <w:r>
+        <w:rPr>
+          <w:lang w:val="hi_IN" w:bidi="hi_IN"/>
+        </w:rPr>
+      </w:r>
+    </w:p>
+    <w:p>
+      <w:pPr/>
+      <w:r>
+        <w:rPr>
+          <w:lang w:val="hi_IN" w:bidi="hi_IN"/>
+        </w:rPr>
+      </w:r>
+    </w:p>
+    <w:p>
+      <w:pPr>
+        <w:pStyle w:val="Heading2"/>
+      </w:pPr>
+      <w:r>
+        <w:rPr>
+          <w:lang w:val="hi_IN" w:bidi="hi_IN"/>
+        </w:rPr>
+        <w:t>शास्त्री</w:t>
+      </w:r>
+      <w:r>
+        <w:rPr>
+          <w:lang w:val="hi_IN" w:bidi="hi_IN"/>
+        </w:rPr>
+      </w:r>
+    </w:p>
+    <w:p>
+      <w:pPr/>
+      <w:r>
+        <w:rPr>
+          <w:lang w:val="hi_IN" w:bidi="hi_IN"/>
+        </w:rPr>
+      </w:r>
+      <w:r>
+        <w:rPr>
+          <w:lang w:val="hi_IN" w:bidi="hi_IN"/>
+        </w:rPr>
+        <w:t>व्यवस्था के शिक्षक</w:t>
+      </w:r>
+      <w:r>
+        <w:rPr>
+          <w:lang w:val="hi_IN" w:bidi="hi_IN"/>
+        </w:rPr>
+        <w:t xml:space="preserve"> धार्मिक अगुओं का एक समूह था, जो परमेश्वर की </w:t>
+      </w:r>
+      <w:r>
+        <w:rPr>
+          <w:lang w:val="hi_IN" w:bidi="hi_IN"/>
+        </w:rPr>
+        <w:t>व्यवस्था</w:t>
+      </w:r>
+      <w:r>
+        <w:rPr>
+          <w:lang w:val="hi_IN" w:bidi="hi_IN"/>
+        </w:rPr>
+        <w:t xml:space="preserve"> में निपुण थे।</w:t>
+      </w:r>
+    </w:p>
+    <w:p>
+      <w:pPr/>
+      <w:r>
+        <w:rPr>
+          <w:lang w:val="hi_IN" w:bidi="hi_IN"/>
+        </w:rPr>
+      </w:r>
+      <w:r>
+        <w:rPr>
+          <w:lang w:val="hi_IN" w:bidi="hi_IN"/>
+        </w:rPr>
+        <w:t xml:space="preserve">व्यवस्था का अर्थ उन निर्देशों से है जो परमेश्वर ने पुराने नियम की पहली पाँच किताबों में </w:t>
+      </w:r>
+      <w:r>
+        <w:rPr>
+          <w:lang w:val="hi_IN" w:bidi="hi_IN"/>
+        </w:rPr>
+        <w:t>इस्राएलियों</w:t>
+      </w:r>
+      <w:r>
+        <w:rPr>
+          <w:lang w:val="hi_IN" w:bidi="hi_IN"/>
+        </w:rPr>
+        <w:t xml:space="preserve"> को दिए थे, लेकिन व्यवस्था के शिक्षक केवल व्यवस्था से संबंधित हिस्से ही नहीं, बल्कि पूरे </w:t>
+      </w:r>
+      <w:r>
+        <w:rPr>
+          <w:lang w:val="hi_IN" w:bidi="hi_IN"/>
+        </w:rPr>
+        <w:t>शास्त्र</w:t>
+      </w:r>
+      <w:r>
+        <w:rPr>
+          <w:lang w:val="hi_IN" w:bidi="hi_IN"/>
+        </w:rPr>
+        <w:t xml:space="preserve"> को सिखाते थे। शास्त्र बाइबल का वह भाग है जिसे हम अब पुराना नियम कहते हैं।</w:t>
+      </w:r>
+    </w:p>
+    <w:p>
+      <w:pPr/>
+      <w:r>
+        <w:rPr>
+          <w:lang w:val="hi_IN" w:bidi="hi_IN"/>
+        </w:rPr>
+      </w:r>
+      <w:r>
+        <w:rPr>
+          <w:lang w:val="hi_IN" w:bidi="hi_IN"/>
+        </w:rPr>
+        <w:t>व्यवस्था के शिक्षक लोगों को शास्त्र समझाते थे। उन्होंने अपनी बातें लिखीं नहीं, बल्कि उन्हें अपने शिष्यों को बताया। उनके चेलों ने उनकी बातों को याद किया और उन्हें अगली पीढ़ी को सिखाया। लोग लगातार और ज़्यादा बातें जोड़ते गए और उन्हीं बातों पर चर्चा करते रहे। नए नियम के समय में, ये याद की गई बातें लोगों के लिए बहुत महत्वपूर्ण हो गई थीं, शायद शास्त्रों से भी ज़्यादा महत्वपूर्ण।</w:t>
+      </w:r>
+    </w:p>
+    <w:p>
+      <w:pPr/>
+      <w:r>
+        <w:rPr>
+          <w:lang w:val="hi_IN" w:bidi="hi_IN"/>
+        </w:rPr>
+      </w:r>
+      <w:r>
+        <w:rPr>
+          <w:lang w:val="hi_IN" w:bidi="hi_IN"/>
+        </w:rPr>
+        <w:t>नए नियम के समय में, व्यवस्था के शिक्षक समुदाय में बहुत महत्वपूर्ण लोग थे। लोग उन्हें बहुत सम्मान देते थे और अक्सर उन्हें "</w:t>
+      </w:r>
+      <w:r>
+        <w:rPr>
+          <w:b/>
+          <w:lang w:val="hi_IN" w:bidi="hi_IN"/>
+        </w:rPr>
+        <w:t>रब्बी</w:t>
+      </w:r>
+      <w:r>
+        <w:rPr>
+          <w:lang w:val="hi_IN" w:bidi="hi_IN"/>
+        </w:rPr>
+        <w:t xml:space="preserve">" कहते थे, जो महत्वपूर्ण धार्मिक शिक्षकों के लिए इस्तेमाल की जाने वाली उपाधि थी। </w:t>
+      </w:r>
+      <w:r>
+        <w:rPr>
+          <w:lang w:val="hi_IN" w:bidi="hi_IN"/>
+        </w:rPr>
         <w:t>यहूदी</w:t>
       </w:r>
       <w:r>
         <w:rPr>
           <w:lang w:val="hi_IN" w:bidi="hi_IN"/>
         </w:rPr>
-        <w:t xml:space="preserve"> </w:t>
+        <w:t xml:space="preserve"> धार्मिक न्यायालय यानी </w:t>
+      </w:r>
+      <w:r>
+        <w:rPr>
+          <w:lang w:val="hi_IN" w:bidi="hi_IN"/>
+        </w:rPr>
+        <w:t>महासभा</w:t>
+      </w:r>
+      <w:r>
+        <w:rPr>
+          <w:lang w:val="hi_IN" w:bidi="hi_IN"/>
+        </w:rPr>
+        <w:t xml:space="preserve"> में व्यवस्था के शिक्षक भी थे।</w:t>
+      </w:r>
+    </w:p>
+    <w:p>
+      <w:pPr/>
+      <w:r>
+        <w:rPr>
+          <w:lang w:val="hi_IN" w:bidi="hi_IN"/>
+        </w:rPr>
+      </w:r>
+      <w:r>
+        <w:rPr>
+          <w:lang w:val="hi_IN" w:bidi="hi_IN"/>
+        </w:rPr>
+        <w:t xml:space="preserve">व्यवस्था के शिक्षकों को कभी-कभी </w:t>
       </w:r>
       <w:r>
         <w:rPr>
           <w:b/>
           <w:lang w:val="hi_IN" w:bidi="hi_IN"/>
         </w:rPr>
-        <w:t>भविष्यद्वक्ताओं</w:t>
-      </w:r>
-      <w:r>
-        <w:rPr>
-          <w:lang w:val="hi_IN" w:bidi="hi_IN"/>
-        </w:rPr>
-        <w:t xml:space="preserve"> की लिखी हुई बातें भी शामिल थीं। कभी-कभी इसे </w:t>
-      </w:r>
-      <w:hyperlink r:id="rId16">
-        <w:r>
-          <w:rPr>
-            <w:lang w:val="hi_IN" w:bidi="hi_IN"/>
-          </w:rPr>
-          <w:rPr>
-            <w:color w:val="0000EE"/>
-            <w:u w:val="single"/>
-          </w:rPr>
-          <w:t>पवित्र</w:t>
-        </w:r>
-      </w:hyperlink>
-      <w:r>
-        <w:rPr>
-          <w:lang w:val="hi_IN" w:bidi="hi_IN"/>
-        </w:rPr>
-        <w:t xml:space="preserve"> शास्त्र भी कहा जाता है। शास्त्र को </w:t>
-      </w:r>
-      <w:hyperlink r:id="rId16">
-        <w:r>
-          <w:rPr>
-            <w:lang w:val="hi_IN" w:bidi="hi_IN"/>
-          </w:rPr>
-          <w:rPr>
-            <w:color w:val="0000EE"/>
-            <w:u w:val="single"/>
-          </w:rPr>
-          <w:t>पवित्र</w:t>
-        </w:r>
-      </w:hyperlink>
-      <w:r>
-        <w:rPr>
-          <w:lang w:val="hi_IN" w:bidi="hi_IN"/>
-        </w:rPr>
-        <w:t xml:space="preserve"> कहा जाता है क्योंकि वे हमें परमेश्वर के बारे में बताते हैं, जो पवित्र है।</w:t>
+        <w:t>शास्त्री</w:t>
+      </w:r>
+      <w:r>
+        <w:rPr>
+          <w:lang w:val="hi_IN" w:bidi="hi_IN"/>
+        </w:rPr>
+        <w:t xml:space="preserve"> कहा जाता है। शास्त्री का अर्थ है वह जो लिख सकता है। बाइबल के समय में बहुत से लोग खुद पढ़ या लिख नहीं सकते थे। यदि लोगों को कुछ लिखने की आवश्यकता होती, जैसे कोई पत्र, तो वे इसके लिखने के लिए किसी शास्त्री को रखते थे। शास्त्री शास्त्र की नक़ल करके रखते थे ताकि शास्त्र का पाठ खो न जाए। शास्त्रों को कागज़ पर नहीं लिखा जाता था, जैसा कि लोग अब करते हैं। किताबें और कागज़ अभी तक अस्तित्व में नहीं थे। इसके बजाय, लोग शास्त्रों को सरकण्डे की लंबी पट्टियों पर या चमड़े की पट्टियों पर लिखते थे। सरकण्डे की एक पतली पट्टी होती है जो एक खास पौधे के रेशों से बनाई जाती है, और चमड़ा जानवर की खाल से बनाया जाता है। क्योंकि वे पट्टियाँ बहुत लंबी होती थीं, लोग उन्हें लपेटकर रखते थे। ऐसी पट्टी को लपेटा हुआ पत्र कहा जाता है। लपेटे हुए पत्र जल्दी खराब हो सकते थे, खासकर वे जो सरकण्डों से बने होते थे। इसलिए शास्त्री हमेशा एक लपेटे हुए पत्र से दूसरे लपेटे हुए पत्र में पाठ की नक़ल करने में व्यस्त रहते थे, ताकि वह पाठ खो न जाए।</w:t>
       </w:r>
     </w:p>
     <w:p>
@@ -542,7 +764,7 @@
         <w:rPr>
           <w:lang w:val="hi_IN" w:bidi="hi_IN"/>
         </w:rPr>
-        <w:t>कभी-कभी लोग "शास्त्र" शब्द का इस्तेमाल किए बिना ही शास्त्रों में से बात करते थे। हर कोई जानता था कि यदि आप कहते हैं कि "यह लिखा है" तो आपका अर्थ शास्त्रों में लिखी हुई किसी बात से होता है।</w:t>
+        <w:t>हालाँकि, जब बाइबल व्यवस्था के शिक्षकों के बारे में बात करती है, तो ध्यान धार्मिक व्यवस्था के ज्ञान पर होता है, न कि उनके लिखने की क्षमता पर।</w:t>
       </w:r>
     </w:p>
     <w:p>
@@ -554,9 +776,10 @@
       </w:r>
       <w:r>
         <w:rPr>
-          <w:lang w:val="hi_IN" w:bidi="hi_IN"/>
-        </w:rPr>
-        <w:t>शास्त्रों को कागज़ पर नहीं लिखा जाता था, जैसा कि लोग अब करते हैं। किताबें और कागज़ अभी तक अस्तित्व में नहीं थे। इसके बजाय, शास्त्र सरकण्डे की लंबी पट्टियों या चमड़े की पट्टियों पर लिखे जाते थे। सरकण्डे की एक पतली पट्टी होती है जो एक खास पौधे के रेशों से बनाई जाती है, और चमड़ा जानवर की खाल से बनाया जाता है। क्योंकि वे पट्टियाँ बहुत लंबी होती थीं, लोग उन्हें लपेटकर रखते थे। ऐसी पट्टी को लपेटा हुआ पत्र कहा जाता है। लपेटे हुए पत्र के दोनों सिरों पर लोग एक पतली लकड़ी की गोल डंडी लगाते थे। जब लोग लपेटे हुए पत्र से पढ़ते थे, तो वे उसे एक ओर से खोलते जाते थे और दूसरी ओर छड़ी के चारों ओर लपेटते जाते थे।</w:t>
+          <w:b/>
+          <w:lang w:val="hi_IN" w:bidi="hi_IN"/>
+        </w:rPr>
+        <w:t>जब आप "व्यवस्था के शिक्षकों" का अनुवाद कर रहे हों, तो इन बातों का ध्यान रखें:</w:t>
       </w:r>
     </w:p>
     <w:p>
@@ -570,30 +793,81 @@
         <w:rPr>
           <w:lang w:val="hi_IN" w:bidi="hi_IN"/>
         </w:rPr>
-        <w:t xml:space="preserve">लपेटे हुए पत्र जल्दी खराब हो सकते थे, खासकर वे जो सरकण्डों से बने होते थे। इसलिए जिन्हें शास्त्री कहा जाता था, वे हमेशा एक लपेटे हुए पत्र से दूसरे लपेटे हुए पत्र में पाठ की नक़ल करने में व्यस्त रहते थे, ताकि वह पाठ खो न जाए। लपेटे हुए पत्र महंगे होते थे। ज़्यादातर लोगों के पास अपना लपेटा हुआ पत्र नहीं होता था। इसके बजाय, लपेटे हुए पत्र </w:t>
+        <w:t>आपको ऐसे वाक्यांश का इस्तेमाल नहीं करना चाहिए जिससे सुननेवालों को लगे कि ये लोग किसी देश की व्यवस्था सिखा रहे हैं। शायद आप "धार्मिक व्यवस्था के शिक्षक" या "धार्मिक व्यवस्था के विशेषज्ञ" या "शास्त्रों के विशेषज्ञ" जैसे वाक्यांश का इस्तेमाल कर सकते हैं।</w:t>
+      </w:r>
+      <w:r>
+        <w:rPr>
+          <w:lang w:val="hi_IN" w:bidi="hi_IN"/>
+        </w:rPr>
+      </w:r>
+      <w:r>
+        <w:rPr>
+          <w:lang w:val="hi_IN" w:bidi="hi_IN"/>
+        </w:rPr>
+      </w:r>
+    </w:p>
+    <w:p>
+      <w:pPr/>
+      <w:r>
+        <w:rPr>
+          <w:lang w:val="hi_IN" w:bidi="hi_IN"/>
+        </w:rPr>
+      </w:r>
+    </w:p>
+    <w:p>
+      <w:pPr>
+        <w:pStyle w:val="Heading2"/>
+      </w:pPr>
+      <w:r>
+        <w:rPr>
+          <w:lang w:val="hi_IN" w:bidi="hi_IN"/>
+        </w:rPr>
+        <w:t>शुद्ध/अशुद्ध</w:t>
+      </w:r>
+      <w:r>
+        <w:rPr>
+          <w:lang w:val="hi_IN" w:bidi="hi_IN"/>
+        </w:rPr>
+      </w:r>
+    </w:p>
+    <w:p>
+      <w:pPr/>
+      <w:r>
+        <w:rPr>
+          <w:lang w:val="hi_IN" w:bidi="hi_IN"/>
+        </w:rPr>
+      </w:r>
+      <w:r>
+        <w:rPr>
+          <w:lang w:val="hi_IN" w:bidi="hi_IN"/>
+        </w:rPr>
+        <w:t xml:space="preserve">बाइबल में "शुद्ध" और "अशुद्ध" शब्द इस बारे में नहीं बताते कि कोई वस्तु बाहर से साफ या गंदी है। बाइबल में, </w:t>
       </w:r>
       <w:r>
         <w:rPr>
           <w:b/>
           <w:lang w:val="hi_IN" w:bidi="hi_IN"/>
         </w:rPr>
-        <w:t>आराधनालयों</w:t>
-      </w:r>
-      <w:r>
-        <w:rPr>
-          <w:lang w:val="hi_IN" w:bidi="hi_IN"/>
-        </w:rPr>
-        <w:t xml:space="preserve"> में रखे जाते थे, जो यहूदियों का सभा-स्थान होता था। बहुत से यहूदी लोग इन लपेटे हुए पत्रों के बड़े हिस्सों को याद कर लेते थे; यहाँ तक कि जो लोग पढ़ना नहीं जानते थे, वे भी इनके बड़े हिस्से सुना सकते थे।</w:t>
-      </w:r>
-      <w:r>
-        <w:rPr>
-          <w:lang w:val="hi_IN" w:bidi="hi_IN"/>
-        </w:rPr>
-      </w:r>
-      <w:r>
-        <w:rPr>
-          <w:lang w:val="hi_IN" w:bidi="hi_IN"/>
-        </w:rPr>
+        <w:t>शुद्ध</w:t>
+      </w:r>
+      <w:r>
+        <w:rPr>
+          <w:lang w:val="hi_IN" w:bidi="hi_IN"/>
+        </w:rPr>
+        <w:t xml:space="preserve"> व्यक्ति का अर्थ है ऐसा व्यक्ति जो परमेश्वर की सेवा के योग्य हो, जो परमेश्वर की आराधना में भाग लेने के लिए ग्रहण योग्य हो। जो व्यक्ति </w:t>
+      </w:r>
+      <w:r>
+        <w:rPr>
+          <w:b/>
+          <w:lang w:val="hi_IN" w:bidi="hi_IN"/>
+        </w:rPr>
+        <w:t>अशुद्ध</w:t>
+      </w:r>
+      <w:r>
+        <w:rPr>
+          <w:lang w:val="hi_IN" w:bidi="hi_IN"/>
+        </w:rPr>
+        <w:t xml:space="preserve"> है, वह परमेश्वर की सेवा के योग्य नहीं है। जानवर और यहाँ तक कि वस्तुएँ भी शुद्ध या अशुद्ध हो सकती हैं।</w:t>
       </w:r>
     </w:p>
     <w:p>
@@ -603,6 +877,343 @@
           <w:lang w:val="hi_IN" w:bidi="hi_IN"/>
         </w:rPr>
       </w:r>
+      <w:r>
+        <w:rPr>
+          <w:lang w:val="hi_IN" w:bidi="hi_IN"/>
+        </w:rPr>
+        <w:t xml:space="preserve">शुद्ध होना किसी व्यक्ति की सामान्य स्थिति है, लेकिन यदि कोई व्यक्ति शुद्धता के नियमों का पालन नहीं करता है तो वह अशुद्ध हो जाता है। कौन सी वस्तुएँ शुद्ध या अशुद्ध थीं, इन नियमों ने </w:t>
+      </w:r>
+      <w:r>
+        <w:rPr>
+          <w:b/>
+          <w:lang w:val="hi_IN" w:bidi="hi_IN"/>
+        </w:rPr>
+        <w:t>इस्राएलियों</w:t>
+      </w:r>
+      <w:r>
+        <w:rPr>
+          <w:lang w:val="hi_IN" w:bidi="hi_IN"/>
+        </w:rPr>
+        <w:t xml:space="preserve"> को यह याद रखने में मदद की कि वे परमेश्वर के विशेष लोग थे। जैसे किसी शुद्ध वस्तु को अशुद्ध वस्तु से दूर रखा जाता है, वैसे ही इस्राएलियों को अशुद्ध वस्तुओं से दूर रहना था। ये चीज़ें अशुद्ध जानवर या वस्तुएँ, या पाप जैसे अशुद्ध काम हो सकते हैं।</w:t>
+      </w:r>
+    </w:p>
+    <w:p>
+      <w:pPr/>
+      <w:r>
+        <w:rPr>
+          <w:lang w:val="hi_IN" w:bidi="hi_IN"/>
+        </w:rPr>
+      </w:r>
+      <w:r>
+        <w:rPr>
+          <w:lang w:val="hi_IN" w:bidi="hi_IN"/>
+        </w:rPr>
+        <w:t>शुद्ध और अशुद्ध के नियम लोगों को यह याद दिलाने में मदद करते थे कि जीवन परमेश्वर से मिलता है, और उसके बिना मृत्यु है। खून और बीमारी मृत्यु से जुड़ी हैं। इसीलिए जो व्यक्ति बीमार होता था या जिसे खून बहता था वह अशुद्ध होता था। एक मृत शरीर इन सब में सबसे अशुद्ध माना जाता था।</w:t>
+      </w:r>
+    </w:p>
+    <w:p>
+      <w:pPr/>
+      <w:r>
+        <w:rPr>
+          <w:lang w:val="hi_IN" w:bidi="hi_IN"/>
+        </w:rPr>
+      </w:r>
+      <w:r>
+        <w:rPr>
+          <w:lang w:val="hi_IN" w:bidi="hi_IN"/>
+        </w:rPr>
+        <w:t>अशुद्धता फैलती थी। यदि कोई अशुद्ध व्यक्ति किसी शुद्ध व्यक्ति को छूता था, तो वह शुद्ध व्यक्ति अशुद्ध हो जाता था। यदि कोई शुद्ध व्यक्ति किसी अशुद्ध वस्तु को छूता था, उदाहरण के लिए, खून से सना हुआ कपड़े का टुकड़ा, तो वह शुद्ध व्यक्ति अशुद्ध हो जाता था। यदि कोई शुद्ध व्यक्ति किसी मृत शरीर को छूता था, तो वह शुद्ध व्यक्ति भी अशुद्ध हो जाता था।</w:t>
+      </w:r>
+    </w:p>
+    <w:p>
+      <w:pPr/>
+      <w:r>
+        <w:rPr>
+          <w:lang w:val="hi_IN" w:bidi="hi_IN"/>
+        </w:rPr>
+      </w:r>
+      <w:r>
+        <w:rPr>
+          <w:lang w:val="hi_IN" w:bidi="hi_IN"/>
+        </w:rPr>
+        <w:t xml:space="preserve">परमेश्वर की </w:t>
+      </w:r>
+      <w:r>
+        <w:rPr>
+          <w:b/>
+          <w:lang w:val="hi_IN" w:bidi="hi_IN"/>
+        </w:rPr>
+        <w:t>आराधना</w:t>
+      </w:r>
+      <w:r>
+        <w:rPr>
+          <w:lang w:val="hi_IN" w:bidi="hi_IN"/>
+        </w:rPr>
+        <w:t xml:space="preserve"> में शुद्ध और अशुद्ध के बीच का अंतर बहुत महत्वपूर्ण था। जो कुछ भी अशुद्ध था वह </w:t>
+      </w:r>
+      <w:r>
+        <w:rPr>
+          <w:lang w:val="hi_IN" w:bidi="hi_IN"/>
+        </w:rPr>
+        <w:t>मन्दिर</w:t>
+      </w:r>
+      <w:r>
+        <w:rPr>
+          <w:lang w:val="hi_IN" w:bidi="hi_IN"/>
+        </w:rPr>
+        <w:t xml:space="preserve"> में प्रवेश नहीं कर सकता था। परमेश्वर ने मन्दिर की देखभाल के लिए </w:t>
+      </w:r>
+      <w:r>
+        <w:rPr>
+          <w:b/>
+          <w:lang w:val="hi_IN" w:bidi="hi_IN"/>
+        </w:rPr>
+        <w:t>याजकों</w:t>
+      </w:r>
+      <w:r>
+        <w:rPr>
+          <w:lang w:val="hi_IN" w:bidi="hi_IN"/>
+        </w:rPr>
+        <w:t xml:space="preserve"> को </w:t>
+      </w:r>
+      <w:r>
+        <w:rPr>
+          <w:lang w:val="hi_IN" w:bidi="hi_IN"/>
+        </w:rPr>
+        <w:t>नियुक्त</w:t>
+      </w:r>
+      <w:r>
+        <w:rPr>
+          <w:lang w:val="hi_IN" w:bidi="hi_IN"/>
+        </w:rPr>
+        <w:t xml:space="preserve"> किया था। शुद्ध रहने के लिए याजकों को बहुत सावधान रहना पड़ता था।</w:t>
+      </w:r>
+    </w:p>
+    <w:p>
+      <w:pPr/>
+      <w:r>
+        <w:rPr>
+          <w:lang w:val="hi_IN" w:bidi="hi_IN"/>
+        </w:rPr>
+      </w:r>
+      <w:r>
+        <w:rPr>
+          <w:lang w:val="hi_IN" w:bidi="hi_IN"/>
+        </w:rPr>
+        <w:t>यदि कोई व्यक्ति मासिक धर्म के कारण, यौन संबंध बनाने के कारण या किसी मृत शरीर को छूने के कारण अशुद्ध होता था, तो उसे एक निश्चित समय तक इंतजार करना पड़ता था और फिर स्नान करना पड़ता था। इसके बाद, वे फिर से शुद्ध माने जाते थे।</w:t>
+      </w:r>
+    </w:p>
+    <w:p>
+      <w:pPr/>
+      <w:r>
+        <w:rPr>
+          <w:lang w:val="hi_IN" w:bidi="hi_IN"/>
+        </w:rPr>
+      </w:r>
+      <w:r>
+        <w:rPr>
+          <w:lang w:val="hi_IN" w:bidi="hi_IN"/>
+        </w:rPr>
+        <w:t>यदि किसी को त्वचा की बीमारी होती थी, तो वह तब तक अशुद्ध होता था जब तक याजक यह पुष्टि न कर दे कि वह ठीक हो गया है। जो व्यक्ति ठीक हो जाता था उसे परमेश्वर को जानवर का बलिदान चढ़ाना पड़ता था। इसके बाद, उसे फिर से शुद्ध माना जाता था।</w:t>
+      </w:r>
+    </w:p>
+    <w:p>
+      <w:pPr/>
+      <w:r>
+        <w:rPr>
+          <w:lang w:val="hi_IN" w:bidi="hi_IN"/>
+        </w:rPr>
+      </w:r>
+      <w:r>
+        <w:rPr>
+          <w:lang w:val="hi_IN" w:bidi="hi_IN"/>
+        </w:rPr>
+        <w:t>परमेश्वर ने इस्राएलियों को बताया था कि वे कौन से जानवर खा सकते हैं और कौन से नहीं। उदाहरण के लिए, वे बकरियों, भेड़ों, गायों और कुछ पक्षियों को खा सकते थे। ये जानवर शुद्ध होते थे। जिन जानवरों को वे नहीं खा सकते थे उनमें सूअर, जंगली जानवर और रेंगने वाले जीव शामिल थे। यदि कोई व्यक्ति अशुद्ध जानवर खाता, तो वह व्यक्ति अशुद्ध हो जाता था।</w:t>
+      </w:r>
+    </w:p>
+    <w:p>
+      <w:pPr/>
+      <w:r>
+        <w:rPr>
+          <w:lang w:val="hi_IN" w:bidi="hi_IN"/>
+        </w:rPr>
+      </w:r>
+      <w:r>
+        <w:rPr>
+          <w:lang w:val="hi_IN" w:bidi="hi_IN"/>
+        </w:rPr>
+        <w:t xml:space="preserve">जब लोग परमेश्वर को </w:t>
+      </w:r>
+      <w:r>
+        <w:rPr>
+          <w:lang w:val="hi_IN" w:bidi="hi_IN"/>
+        </w:rPr>
+        <w:t>बलिदान</w:t>
+      </w:r>
+      <w:r>
+        <w:rPr>
+          <w:lang w:val="hi_IN" w:bidi="hi_IN"/>
+        </w:rPr>
+        <w:t xml:space="preserve"> चढ़ाते थे, तो वे केवल शुद्ध जानवर ही चढ़ा सकते थे। जानवर को पूरी तरह से स्वस्थ भी होना ज़रूरी था। वरना, यह अभी भी अशुद्ध रहता और बलिदान के लिए अयोग्य होता।</w:t>
+      </w:r>
+    </w:p>
+    <w:p>
+      <w:pPr/>
+      <w:r>
+        <w:rPr>
+          <w:lang w:val="hi_IN" w:bidi="hi_IN"/>
+        </w:rPr>
+      </w:r>
+      <w:r>
+        <w:rPr>
+          <w:lang w:val="hi_IN" w:bidi="hi_IN"/>
+        </w:rPr>
+        <w:t>पुराने नियम में, लोग या तो पाप करके या किसी अशुद्ध वस्तु को छूकर अशुद्ध हो जाते थे। कोई जानवर स्वभाव से अशुद्ध हो सकता था।</w:t>
+      </w:r>
+    </w:p>
+    <w:p>
+      <w:pPr/>
+      <w:r>
+        <w:rPr>
+          <w:lang w:val="hi_IN" w:bidi="hi_IN"/>
+        </w:rPr>
+      </w:r>
+      <w:r>
+        <w:rPr>
+          <w:lang w:val="hi_IN" w:bidi="hi_IN"/>
+        </w:rPr>
+        <w:t xml:space="preserve">हालाँकि, नए नियम में, यीशु लोगों को सिखाता है कि शुद्ध होना केवल कुछ भोजन वस्तुओं से दूर रहने या रिवाज स्नान करने से नहीं होता। यीशु हमें सिखाता है कि यदि हम </w:t>
+      </w:r>
+      <w:r>
+        <w:rPr>
+          <w:lang w:val="hi_IN" w:bidi="hi_IN"/>
+        </w:rPr>
+        <w:t>बुरे</w:t>
+      </w:r>
+      <w:r>
+        <w:rPr>
+          <w:lang w:val="hi_IN" w:bidi="hi_IN"/>
+        </w:rPr>
+        <w:t xml:space="preserve"> विचार सोचें और गलत काम करें तो हम अशुद्ध हो जाते हैं। ये चीज़ें हमें परमेश्वर की सेवा करने या आराधना करने के लिए अयोग्य बनाती हैं। यदि हम परमेश्वर की आज्ञा का उल्लंघन करते हैं तो हम अशुद्ध हो जाते हैं। इसीलिए </w:t>
+      </w:r>
+      <w:r>
+        <w:rPr>
+          <w:lang w:val="hi_IN" w:bidi="hi_IN"/>
+        </w:rPr>
+        <w:t>दुष्ट आत्माओं</w:t>
+      </w:r>
+      <w:r>
+        <w:rPr>
+          <w:lang w:val="hi_IN" w:bidi="hi_IN"/>
+        </w:rPr>
+        <w:t xml:space="preserve"> को अक्सर "</w:t>
+      </w:r>
+      <w:r>
+        <w:rPr>
+          <w:b/>
+          <w:lang w:val="hi_IN" w:bidi="hi_IN"/>
+        </w:rPr>
+        <w:t>अशुद्ध आत्माएँ</w:t>
+      </w:r>
+      <w:r>
+        <w:rPr>
+          <w:lang w:val="hi_IN" w:bidi="hi_IN"/>
+        </w:rPr>
+        <w:t>" कहा जाता है, क्योंकि वे परमेश्वर के खिलाफ विद्रोह करती हैं।</w:t>
+      </w:r>
+    </w:p>
+    <w:p>
+      <w:pPr/>
+      <w:r>
+        <w:rPr>
+          <w:lang w:val="hi_IN" w:bidi="hi_IN"/>
+        </w:rPr>
+      </w:r>
+      <w:r>
+        <w:rPr>
+          <w:lang w:val="hi_IN" w:bidi="hi_IN"/>
+        </w:rPr>
+        <w:t xml:space="preserve">यीशु के </w:t>
+      </w:r>
+      <w:r>
+        <w:rPr>
+          <w:lang w:val="hi_IN" w:bidi="hi_IN"/>
+        </w:rPr>
+        <w:t>स्वर्ग</w:t>
+      </w:r>
+      <w:r>
+        <w:rPr>
+          <w:lang w:val="hi_IN" w:bidi="hi_IN"/>
+        </w:rPr>
+        <w:t xml:space="preserve"> लौट जाने के बाद, अधिक से अधिक लोग उसके अनुयायी बन गए। उनमें ऐसे लोग भी थे जो </w:t>
+      </w:r>
+      <w:r>
+        <w:rPr>
+          <w:lang w:val="hi_IN" w:bidi="hi_IN"/>
+        </w:rPr>
+        <w:t>यहूदी</w:t>
+      </w:r>
+      <w:r>
+        <w:rPr>
+          <w:lang w:val="hi_IN" w:bidi="hi_IN"/>
+        </w:rPr>
+        <w:t xml:space="preserve"> नहीं थे। </w:t>
+      </w:r>
+      <w:r>
+        <w:rPr>
+          <w:b/>
+          <w:lang w:val="hi_IN" w:bidi="hi_IN"/>
+        </w:rPr>
+        <w:t>कलीसिया</w:t>
+      </w:r>
+      <w:r>
+        <w:rPr>
+          <w:lang w:val="hi_IN" w:bidi="hi_IN"/>
+        </w:rPr>
+        <w:t xml:space="preserve"> पहले सोचती थी कि जो लोग यहूदी नहीं थे, वे अशुद्ध होते हैं, और इसलिए वे परमेश्वर के लोगों का हिस्सा नहीं बन सकते थे। लेकिन परमेश्वर ने कलीसिया को सिखाया कि अब पुराने नियमों के अनुसार कौन शुद्ध है और कौन अशुद्ध, वह अब लागू नहीं होता। सभी </w:t>
+      </w:r>
+      <w:r>
+        <w:rPr>
+          <w:lang w:val="hi_IN" w:bidi="hi_IN"/>
+        </w:rPr>
+        <w:t>राष्ट्रों</w:t>
+      </w:r>
+      <w:r>
+        <w:rPr>
+          <w:lang w:val="hi_IN" w:bidi="hi_IN"/>
+        </w:rPr>
+        <w:t xml:space="preserve"> के लोगों का परमेश्वर के पास स्वागत किया जाता था, और अब यह महत्वपूर्ण नहीं था कि कोई क्या खाता है या क्या नहीं खाता। यीशु ने लोगों को शुद्ध किया है। अब यह महत्वपूर्ण था कि </w:t>
+      </w:r>
+      <w:r>
+        <w:rPr>
+          <w:lang w:val="hi_IN" w:bidi="hi_IN"/>
+        </w:rPr>
+        <w:t>पाप</w:t>
+      </w:r>
+      <w:r>
+        <w:rPr>
+          <w:lang w:val="hi_IN" w:bidi="hi_IN"/>
+        </w:rPr>
+        <w:t xml:space="preserve"> से दूर रहकर शुद्ध बने रहें।</w:t>
+      </w:r>
+      <w:r>
+        <w:rPr>
+          <w:lang w:val="hi_IN" w:bidi="hi_IN"/>
+        </w:rPr>
+      </w:r>
+      <w:r>
+        <w:rPr>
+          <w:lang w:val="hi_IN" w:bidi="hi_IN"/>
+        </w:rPr>
+      </w:r>
+    </w:p>
+    <w:p>
+      <w:pPr/>
+      <w:r>
+        <w:rPr>
+          <w:lang w:val="hi_IN" w:bidi="hi_IN"/>
+        </w:rPr>
+      </w:r>
     </w:p>
     <w:p>
       <w:pPr>
@@ -612,7 +1223,7 @@
         <w:rPr>
           <w:lang w:val="hi_IN" w:bidi="hi_IN"/>
         </w:rPr>
-        <w:t>शास्त्री</w:t>
+        <w:t>शुभ संदेश</w:t>
       </w:r>
       <w:r>
         <w:rPr>
@@ -627,41 +1238,55 @@
           <w:lang w:val="hi_IN" w:bidi="hi_IN"/>
         </w:rPr>
       </w:r>
-      <w:hyperlink r:id="rId17">
-        <w:r>
-          <w:rPr>
-            <w:lang w:val="hi_IN" w:bidi="hi_IN"/>
-          </w:rPr>
-          <w:rPr>
-            <w:color w:val="0000EE"/>
-            <w:u w:val="single"/>
-          </w:rPr>
-          <w:t>व्यवस्था के शिक्षक</w:t>
-        </w:r>
-      </w:hyperlink>
-      <w:r>
-        <w:rPr>
-          <w:lang w:val="hi_IN" w:bidi="hi_IN"/>
-        </w:rPr>
-        <w:t xml:space="preserve"> धार्मिक अगुओं का एक समूह था, जो परमेश्वर की </w:t>
-      </w:r>
-      <w:hyperlink r:id="rId18">
-        <w:r>
-          <w:rPr>
-            <w:lang w:val="hi_IN" w:bidi="hi_IN"/>
-          </w:rPr>
-          <w:rPr>
-            <w:color w:val="0000EE"/>
-            <w:u w:val="single"/>
-          </w:rPr>
-          <w:t>व्यवस्था</w:t>
-        </w:r>
-      </w:hyperlink>
-      <w:r>
-        <w:rPr>
-          <w:lang w:val="hi_IN" w:bidi="hi_IN"/>
-        </w:rPr>
-        <w:t xml:space="preserve"> में निपुण थे।</w:t>
+      <w:r>
+        <w:rPr>
+          <w:b/>
+          <w:lang w:val="hi_IN" w:bidi="hi_IN"/>
+        </w:rPr>
+        <w:t>सुसमाचार</w:t>
+      </w:r>
+      <w:r>
+        <w:rPr>
+          <w:lang w:val="hi_IN" w:bidi="hi_IN"/>
+        </w:rPr>
+        <w:t xml:space="preserve"> शब्द एक </w:t>
+      </w:r>
+      <w:r>
+        <w:rPr>
+          <w:lang w:val="hi_IN" w:bidi="hi_IN"/>
+        </w:rPr>
+        <w:t>यूनानी</w:t>
+      </w:r>
+      <w:r>
+        <w:rPr>
+          <w:lang w:val="hi_IN" w:bidi="hi_IN"/>
+        </w:rPr>
+        <w:t xml:space="preserve"> शब्द का अनुवाद है जिसका सीधा अर्थ है "शुभ संदेश।" बाइबल में </w:t>
+      </w:r>
+      <w:r>
+        <w:rPr>
+          <w:b/>
+          <w:lang w:val="hi_IN" w:bidi="hi_IN"/>
+        </w:rPr>
+        <w:t>शुभ संदेश</w:t>
+      </w:r>
+      <w:r>
+        <w:rPr>
+          <w:lang w:val="hi_IN" w:bidi="hi_IN"/>
+        </w:rPr>
+        <w:t xml:space="preserve"> यह है कि परमेश्वर ने लोगों को बचाने का मार्ग बनाया है। नए नियम में, यह साफ़ हो जाता है कि परमेश्वर अपने लोगों को बचाने का मार्ग यीशु की मृत्यु और </w:t>
+      </w:r>
+      <w:r>
+        <w:rPr>
+          <w:lang w:val="hi_IN" w:bidi="hi_IN"/>
+        </w:rPr>
+        <w:t>पुनरुत्थान</w:t>
+      </w:r>
+      <w:r>
+        <w:rPr>
+          <w:lang w:val="hi_IN" w:bidi="hi_IN"/>
+        </w:rPr>
+        <w:t xml:space="preserve"> के द्वारा है। प्रेरितों के काम और पत्रियों में, जब लोग "सुसमाचार का प्रचार कर रहे होते हैं" तो वे लोगों को यह शुभ संदेश सुनाते हैं कि यदि वे यीशु पर भरोसा करते हैं तो उन्हें बचाया जा सकता है।</w:t>
       </w:r>
     </w:p>
     <w:p>
@@ -675,43 +1300,19 @@
         <w:rPr>
           <w:lang w:val="hi_IN" w:bidi="hi_IN"/>
         </w:rPr>
-        <w:t xml:space="preserve">व्यवस्था का अर्थ उन निर्देशों से है जो परमेश्वर ने पुराने नियम की पहली पाँच किताबों में </w:t>
-      </w:r>
-      <w:hyperlink r:id="rId19">
-        <w:r>
-          <w:rPr>
-            <w:lang w:val="hi_IN" w:bidi="hi_IN"/>
-          </w:rPr>
-          <w:rPr>
-            <w:color w:val="0000EE"/>
-            <w:u w:val="single"/>
-          </w:rPr>
-          <w:t>इस्राएलियों</w:t>
-        </w:r>
-      </w:hyperlink>
-      <w:r>
-        <w:rPr>
-          <w:lang w:val="hi_IN" w:bidi="hi_IN"/>
-        </w:rPr>
-        <w:t xml:space="preserve"> को दिए थे, लेकिन व्यवस्था के शिक्षक केवल व्यवस्था से संबंधित हिस्से ही नहीं, बल्कि पूरे </w:t>
-      </w:r>
-      <w:hyperlink r:id="rId20">
-        <w:r>
-          <w:rPr>
-            <w:lang w:val="hi_IN" w:bidi="hi_IN"/>
-          </w:rPr>
-          <w:rPr>
-            <w:color w:val="0000EE"/>
-            <w:u w:val="single"/>
-          </w:rPr>
-          <w:t>शास्त्र</w:t>
-        </w:r>
-      </w:hyperlink>
-      <w:r>
-        <w:rPr>
-          <w:lang w:val="hi_IN" w:bidi="hi_IN"/>
-        </w:rPr>
-        <w:t xml:space="preserve"> को सिखाते थे। शास्त्र बाइबल का वह भाग है जिसे हम अब पुराना नियम कहते हैं।</w:t>
+        <w:t xml:space="preserve">बाइबल के उस भाग में जो यीशु के जीवन के बारे में बताता है-मत्ती, मरकुस, लूका और यूहन्ना की किताबें-हम कभी-कभी सुसमाचार या "राज्य के शुभ संदेश" के बारे में भी सुनते हैं। उस समय, यीशु अभी तक लोगों को बचाने के लिए नहीं मरा था। यहाँ शुभ संदेश का अर्थ है कि </w:t>
+      </w:r>
+      <w:r>
+        <w:rPr>
+          <w:lang w:val="hi_IN" w:bidi="hi_IN"/>
+        </w:rPr>
+        <w:t>परमेश्वर का राज्य</w:t>
+      </w:r>
+      <w:r>
+        <w:rPr>
+          <w:lang w:val="hi_IN" w:bidi="hi_IN"/>
+        </w:rPr>
+        <w:t xml:space="preserve"> शुरू होने वाला है या पहले ही शुरू हो चुका है। यीशु ने लोगों से कहा कि परमेश्वर सारी पृथ्वी पर राज्य करता है, और जल्द ही वह अपना राज्य सदा के लिए स्थापित करेगा। उस समय तक, लोगों को पहले से ही इस राज्य के नागरिकों के रूप में व्यवहार करना चाहिए, और परमेश्वर को प्राप्त करने के लिए खुद को तैयार करना चाहिए। शुभ संदेश यह है कि परमेश्वर राज्य कर रहा है, और हम अभी से ही उसके राज्य के सदस्य हो सकते हैं! यीशु हमें बचाने के लिए मरा, उसके बाद जो लोग यीशु पर भरोसा करते हैं वे परमेश्वर के राज्य का हिस्सा हो सकते हैं।</w:t>
       </w:r>
     </w:p>
     <w:p>
@@ -723,9 +1324,26 @@
       </w:r>
       <w:r>
         <w:rPr>
-          <w:lang w:val="hi_IN" w:bidi="hi_IN"/>
-        </w:rPr>
-        <w:t>व्यवस्था के शिक्षक लोगों को शास्त्र समझाते थे। उन्होंने अपनी बातें लिखीं नहीं, बल्कि उन्हें अपने शिष्यों को बताया। उनके चेलों ने उनकी बातों को याद किया और उन्हें अगली पीढ़ी को सिखाया। लोग लगातार और ज़्यादा बातें जोड़ते गए और उन्हीं बातों पर चर्चा करते रहे। नए नियम के समय में, ये याद की गई बातें लोगों के लिए बहुत महत्वपूर्ण हो गई थीं, शायद शास्त्रों से भी ज़्यादा महत्वपूर्ण।</w:t>
+          <w:b/>
+          <w:lang w:val="hi_IN" w:bidi="hi_IN"/>
+        </w:rPr>
+        <w:t>कलीसिया</w:t>
+      </w:r>
+      <w:r>
+        <w:rPr>
+          <w:lang w:val="hi_IN" w:bidi="hi_IN"/>
+        </w:rPr>
+        <w:t xml:space="preserve"> में, हम अक्सर "सुसमाचार" शब्द का इस्तेमाल नए नियम की उन चार पुस्तकों के बारे में बताने के लिए करते हैं जो हमें यीशु के जीवन के बारे में बताती हैं: मत्ती, मरकुस, लूका और यूहन्ना। जब इनमें से किसी भी पुस्तक के बारे में बात की जाती है, तो हम अक्सर "मत्ती का सुसमाचार" या "मरकुस का सुसमाचार" कहते हैं। इसका अर्थ है कि जब हम उदाहरण के लिए "मत्ती का सुसमाचार" कहते हैं, तो हमारा अर्थ मत्ती की पूरी पुस्तक से होता है।</w:t>
+      </w:r>
+      <w:r>
+        <w:rPr>
+          <w:lang w:val="hi_IN" w:bidi="hi_IN"/>
+        </w:rPr>
+      </w:r>
+      <w:r>
+        <w:rPr>
+          <w:lang w:val="hi_IN" w:bidi="hi_IN"/>
+        </w:rPr>
       </w:r>
     </w:p>
     <w:p>
@@ -735,60 +1353,66 @@
           <w:lang w:val="hi_IN" w:bidi="hi_IN"/>
         </w:rPr>
       </w:r>
-      <w:r>
-        <w:rPr>
-          <w:lang w:val="hi_IN" w:bidi="hi_IN"/>
-        </w:rPr>
-        <w:t>नए नियम के समय में, व्यवस्था के शिक्षक समुदाय में बहुत महत्वपूर्ण लोग थे। लोग उन्हें बहुत सम्मान देते थे और अक्सर उन्हें "</w:t>
-      </w:r>
-      <w:hyperlink r:id="rId21">
-        <w:r>
-          <w:rPr>
-            <w:lang w:val="hi_IN" w:bidi="hi_IN"/>
-          </w:rPr>
-          <w:rPr>
-            <w:color w:val="0000EE"/>
-            <w:u w:val="single"/>
-          </w:rPr>
-          <w:t>रब्बी</w:t>
-        </w:r>
-      </w:hyperlink>
-      <w:r>
-        <w:rPr>
-          <w:lang w:val="hi_IN" w:bidi="hi_IN"/>
-        </w:rPr>
-        <w:t xml:space="preserve">" कहते थे, जो महत्वपूर्ण धार्मिक शिक्षकों के लिए इस्तेमाल की जाने वाली उपाधि थी। </w:t>
+    </w:p>
+    <w:p>
+      <w:pPr>
+        <w:pStyle w:val="Heading2"/>
+      </w:pPr>
+      <w:r>
+        <w:rPr>
+          <w:lang w:val="hi_IN" w:bidi="hi_IN"/>
+        </w:rPr>
+        <w:t>शैतान</w:t>
+      </w:r>
+      <w:r>
+        <w:rPr>
+          <w:lang w:val="hi_IN" w:bidi="hi_IN"/>
+        </w:rPr>
+      </w:r>
+    </w:p>
+    <w:p>
+      <w:pPr/>
+      <w:r>
+        <w:rPr>
+          <w:lang w:val="hi_IN" w:bidi="hi_IN"/>
+        </w:rPr>
       </w:r>
       <w:r>
         <w:rPr>
           <w:b/>
           <w:lang w:val="hi_IN" w:bidi="hi_IN"/>
         </w:rPr>
-        <w:t>यहूदी</w:t>
-      </w:r>
-      <w:r>
-        <w:rPr>
-          <w:lang w:val="hi_IN" w:bidi="hi_IN"/>
-        </w:rPr>
-        <w:t xml:space="preserve"> धार्मिक न्यायालय यानी </w:t>
-      </w:r>
-      <w:hyperlink r:id="rId22">
-        <w:r>
-          <w:rPr>
-            <w:lang w:val="hi_IN" w:bidi="hi_IN"/>
-          </w:rPr>
-          <w:rPr>
-            <w:color w:val="0000EE"/>
-            <w:u w:val="single"/>
-          </w:rPr>
-          <w:t>महासभा</w:t>
-        </w:r>
-      </w:hyperlink>
-      <w:r>
-        <w:rPr>
-          <w:lang w:val="hi_IN" w:bidi="hi_IN"/>
-        </w:rPr>
-        <w:t xml:space="preserve"> में व्यवस्था के शिक्षक भी थे।</w:t>
+        <w:t>शैतान</w:t>
+      </w:r>
+      <w:r>
+        <w:rPr>
+          <w:lang w:val="hi_IN" w:bidi="hi_IN"/>
+        </w:rPr>
+        <w:t xml:space="preserve"> नाम का अर्थ है विरोधी, शत्रु या दोष लगानेवाला। यह </w:t>
+      </w:r>
+      <w:r>
+        <w:rPr>
+          <w:lang w:val="hi_IN" w:bidi="hi_IN"/>
+        </w:rPr>
+        <w:t>इब्लीस</w:t>
+      </w:r>
+      <w:r>
+        <w:rPr>
+          <w:lang w:val="hi_IN" w:bidi="hi_IN"/>
+        </w:rPr>
+        <w:t xml:space="preserve"> का नाम है जो सभी </w:t>
+      </w:r>
+      <w:r>
+        <w:rPr>
+          <w:lang w:val="hi_IN" w:bidi="hi_IN"/>
+        </w:rPr>
+        <w:t>दुष्ट आत्माओं</w:t>
+      </w:r>
+      <w:r>
+        <w:rPr>
+          <w:lang w:val="hi_IN" w:bidi="hi_IN"/>
+        </w:rPr>
+        <w:t xml:space="preserve"> का सरदार है।</w:t>
       </w:r>
     </w:p>
     <w:p>
@@ -802,20 +1426,73 @@
         <w:rPr>
           <w:lang w:val="hi_IN" w:bidi="hi_IN"/>
         </w:rPr>
-        <w:t xml:space="preserve">व्यवस्था के शिक्षकों को कभी-कभी </w:t>
+        <w:t xml:space="preserve">परमेश्वर ने हर उस वस्तु को बनाया जो अस्तित्व में है, और इसलिए इन सभी आत्माओं को भी परमेश्वर ने ही बनाया है। परमेश्वर ने उन्हें </w:t>
+      </w:r>
+      <w:r>
+        <w:rPr>
+          <w:lang w:val="hi_IN" w:bidi="hi_IN"/>
+        </w:rPr>
+        <w:t>स्वर्गदूतों</w:t>
+      </w:r>
+      <w:r>
+        <w:rPr>
+          <w:lang w:val="hi_IN" w:bidi="hi_IN"/>
+        </w:rPr>
+        <w:t xml:space="preserve"> के रूप में भला बनाया, ताकि वे उसका काम करें। लेकिन कुछ स्वर्गदूतों ने परमेश्वर के विरुद्ध बलवा किया, और फिर वे दुष्ट आत्माएँ बन गए। इन दुष्ट आत्माओं में से सबसे शक्तिशाली को इब्लीस, या शैतान कहा जाता है।</w:t>
+      </w:r>
+    </w:p>
+    <w:p>
+      <w:pPr/>
+      <w:r>
+        <w:rPr>
+          <w:lang w:val="hi_IN" w:bidi="hi_IN"/>
+        </w:rPr>
+      </w:r>
+      <w:r>
+        <w:rPr>
+          <w:lang w:val="hi_IN" w:bidi="hi_IN"/>
+        </w:rPr>
+        <w:t>शैतान हमेशा परमेश्वर के काम को नष्ट करने की कोशिश करता है। शैतान लोगों को परमेश्वर की आज्ञा उल्लंघन करने के लिए बहकाता है। वह लोगों को धोखा देकर उन्हें परमेश्वर से दूर करने की कोशिश करता है। शैतान शक्तिशाली और खतरनाक है, वह हमेशा ऐसे तरीकों की खोज में रहता है जिनसे वह परमेश्वर और उसके लोगों के विरुद्ध काम कर सके।</w:t>
+      </w:r>
+    </w:p>
+    <w:p>
+      <w:pPr/>
+      <w:r>
+        <w:rPr>
+          <w:lang w:val="hi_IN" w:bidi="hi_IN"/>
+        </w:rPr>
+      </w:r>
+      <w:r>
+        <w:rPr>
+          <w:lang w:val="hi_IN" w:bidi="hi_IN"/>
+        </w:rPr>
+        <w:t xml:space="preserve">क्योंकि शैतान अभी भी शक्तिशाली है, इसलिए कभी कभी बाइबल उसे "इस संसार का शासक" कहती है। कभी-कभी शैतान को </w:t>
       </w:r>
       <w:r>
         <w:rPr>
           <w:b/>
           <w:lang w:val="hi_IN" w:bidi="hi_IN"/>
         </w:rPr>
-        <w:t>शास्त्री</w:t>
-      </w:r>
-      <w:r>
-        <w:rPr>
-          <w:lang w:val="hi_IN" w:bidi="hi_IN"/>
-        </w:rPr>
-        <w:t xml:space="preserve"> कहा जाता है। शास्त्री का अर्थ है वह जो लिख सकता है। बाइबल के समय में बहुत से लोग खुद पढ़ या लिख नहीं सकते थे। यदि लोगों को कुछ लिखने की आवश्यकता होती, जैसे कोई पत्र, तो वे इसके लिखने के लिए किसी शास्त्री को रखते थे। शास्त्री शास्त्र की नक़ल करके रखते थे ताकि शास्त्र का पाठ खो न जाए। शास्त्रों को कागज़ पर नहीं लिखा जाता था, जैसा कि लोग अब करते हैं। किताबें और कागज़ अभी तक अस्तित्व में नहीं थे। इसके बजाय, लोग शास्त्रों को सरकण्डे की लंबी पट्टियों पर या चमड़े की पट्टियों पर लिखते थे। सरकण्डे की एक पतली पट्टी होती है जो एक खास पौधे के रेशों से बनाई जाती है, और चमड़ा जानवर की खाल से बनाया जाता है। क्योंकि वे पट्टियाँ बहुत लंबी होती थीं, लोग उन्हें लपेटकर रखते थे। ऐसी पट्टी को लपेटा हुआ पत्र कहा जाता है। लपेटे हुए पत्र जल्दी खराब हो सकते थे, खासकर वे जो सरकण्डों से बने होते थे। इसलिए शास्त्री हमेशा एक लपेटे हुए पत्र से दूसरे लपेटे हुए पत्र में पाठ की नक़ल करने में व्यस्त रहते थे, ताकि वह पाठ खो न जाए।</w:t>
+        <w:t>बालज़बूल</w:t>
+      </w:r>
+      <w:r>
+        <w:rPr>
+          <w:lang w:val="hi_IN" w:bidi="hi_IN"/>
+        </w:rPr>
+        <w:t xml:space="preserve"> कहा जाता है, जिसका अर्थ कुछ ऐसा होता है: "ऊँचे स्थानों का स्वामी।" कभी-कभी उसे </w:t>
+      </w:r>
+      <w:r>
+        <w:rPr>
+          <w:b/>
+          <w:lang w:val="hi_IN" w:bidi="hi_IN"/>
+        </w:rPr>
+        <w:t>धोखा देने वाला</w:t>
+      </w:r>
+      <w:r>
+        <w:rPr>
+          <w:lang w:val="hi_IN" w:bidi="hi_IN"/>
+        </w:rPr>
+        <w:t xml:space="preserve"> कहा जाता है। कभी-कभी उसकी तुलना एक अजगर या साँप से की जाती है।</w:t>
       </w:r>
     </w:p>
     <w:p>
@@ -829,7 +1506,29 @@
         <w:rPr>
           <w:lang w:val="hi_IN" w:bidi="hi_IN"/>
         </w:rPr>
-        <w:t>हालाँकि, जब बाइबल व्यवस्था के शिक्षकों के बारे में बात करती है, तो ध्यान धार्मिक व्यवस्था के ज्ञान पर होता है, न कि उनके लिखने की क्षमता पर।</w:t>
+        <w:t xml:space="preserve">हालाँकि, परमेश्वर शैतान से कहीं अधिक शक्तिशाली है। जब यीशु मरा और फिर से </w:t>
+      </w:r>
+      <w:r>
+        <w:rPr>
+          <w:lang w:val="hi_IN" w:bidi="hi_IN"/>
+        </w:rPr>
+        <w:t>ज़िंदा हुआ</w:t>
+      </w:r>
+      <w:r>
+        <w:rPr>
+          <w:lang w:val="hi_IN" w:bidi="hi_IN"/>
+        </w:rPr>
+        <w:t>, तब परमेश्वर ने शैतान की शक्ति को तोड़ दिया। भले ही परमेश्वर अभी शैतान को उसकी शक्ति का इस्तेमाल करने दे रहा है, लेकिन जब यीशु वापस आएगा, तब वह शैतान को हमेशा के लिए हरा देगा। परमेश्वर शैतान और सभी दुष्ट आत्माओं को सजा देगा, और वे फिर कभी परमेश्वर और उसके लोगों के विरुद्ध काम नहीं कर पाएँगे।</w:t>
+      </w:r>
+      <w:r>
+        <w:rPr>
+          <w:lang w:val="hi_IN" w:bidi="hi_IN"/>
+        </w:rPr>
+      </w:r>
+      <w:r>
+        <w:rPr>
+          <w:lang w:val="hi_IN" w:bidi="hi_IN"/>
+        </w:rPr>
       </w:r>
     </w:p>
     <w:p>
@@ -839,12 +1538,66 @@
           <w:lang w:val="hi_IN" w:bidi="hi_IN"/>
         </w:rPr>
       </w:r>
+    </w:p>
+    <w:p>
+      <w:pPr>
+        <w:pStyle w:val="Heading2"/>
+      </w:pPr>
+      <w:r>
+        <w:rPr>
+          <w:lang w:val="hi_IN" w:bidi="hi_IN"/>
+        </w:rPr>
+        <w:t>शैतान</w:t>
+      </w:r>
+      <w:r>
+        <w:rPr>
+          <w:lang w:val="hi_IN" w:bidi="hi_IN"/>
+        </w:rPr>
+      </w:r>
+    </w:p>
+    <w:p>
+      <w:pPr/>
+      <w:r>
+        <w:rPr>
+          <w:lang w:val="hi_IN" w:bidi="hi_IN"/>
+        </w:rPr>
+      </w:r>
+      <w:r>
+        <w:rPr>
+          <w:lang w:val="hi_IN" w:bidi="hi_IN"/>
+        </w:rPr>
+        <w:t>शैतान</w:t>
+      </w:r>
+      <w:r>
+        <w:rPr>
+          <w:lang w:val="hi_IN" w:bidi="hi_IN"/>
+        </w:rPr>
+        <w:t xml:space="preserve"> नाम का अर्थ है विरोधी, शत्रु या दोष लगानेवाला। यह </w:t>
+      </w:r>
       <w:r>
         <w:rPr>
           <w:b/>
           <w:lang w:val="hi_IN" w:bidi="hi_IN"/>
         </w:rPr>
-        <w:t>जब आप "व्यवस्था के शिक्षकों" का अनुवाद कर रहे हों, तो इन बातों का ध्यान रखें:</w:t>
+        <w:t>इब्लीस</w:t>
+      </w:r>
+      <w:r>
+        <w:rPr>
+          <w:lang w:val="hi_IN" w:bidi="hi_IN"/>
+        </w:rPr>
+        <w:t xml:space="preserve"> का नाम है जो सारी </w:t>
+      </w:r>
+      <w:r>
+        <w:rPr>
+          <w:lang w:val="hi_IN" w:bidi="hi_IN"/>
+        </w:rPr>
+        <w:t>दुष्ट आत्माओं</w:t>
+      </w:r>
+      <w:r>
+        <w:rPr>
+          <w:lang w:val="hi_IN" w:bidi="hi_IN"/>
+        </w:rPr>
+        <w:t xml:space="preserve"> का सरदार है।</w:t>
       </w:r>
     </w:p>
     <w:p>
@@ -858,17 +1611,19 @@
         <w:rPr>
           <w:lang w:val="hi_IN" w:bidi="hi_IN"/>
         </w:rPr>
-        <w:t>आपको ऐसे वाक्यांश का इस्तेमाल नहीं करना चाहिए जिससे सुननेवालों को लगे कि ये लोग किसी देश की व्यवस्था सिखा रहे हैं। शायद आप "धार्मिक व्यवस्था के शिक्षक" या "धार्मिक व्यवस्था के विशेषज्ञ" या "शास्त्रों के विशेषज्ञ" जैसे वाक्यांश का इस्तेमाल कर सकते हैं।</w:t>
-      </w:r>
-      <w:r>
-        <w:rPr>
-          <w:lang w:val="hi_IN" w:bidi="hi_IN"/>
-        </w:rPr>
-      </w:r>
-      <w:r>
-        <w:rPr>
-          <w:lang w:val="hi_IN" w:bidi="hi_IN"/>
-        </w:rPr>
+        <w:t xml:space="preserve">परमेश्वर ने हर उस वस्तु को बनाया जो अस्तित्व में है, और इसलिए इन सभी आत्माओं को भी परमेश्वर ने ही बनाया है। परमेश्वर ने उन्हें </w:t>
+      </w:r>
+      <w:r>
+        <w:rPr>
+          <w:lang w:val="hi_IN" w:bidi="hi_IN"/>
+        </w:rPr>
+        <w:t>स्वर्गदूतों</w:t>
+      </w:r>
+      <w:r>
+        <w:rPr>
+          <w:lang w:val="hi_IN" w:bidi="hi_IN"/>
+        </w:rPr>
+        <w:t xml:space="preserve"> के रूप में भला बनाया, ताकि वे उसका काम करें। लेकिन कुछ स्वर्गदूतों ने परमेश्वर के विरुद्ध बलवा किया, और फिर वे दुष्ट आत्माएँ बन गए। इन दुष्ट आत्माओं में से सबसे शक्तिशाली को इब्लीस, या शैतान कहा जाता है।</w:t>
       </w:r>
     </w:p>
     <w:p>
@@ -878,21 +1633,11 @@
           <w:lang w:val="hi_IN" w:bidi="hi_IN"/>
         </w:rPr>
       </w:r>
-    </w:p>
-    <w:p>
-      <w:pPr>
-        <w:pStyle w:val="Heading2"/>
-      </w:pPr>
-      <w:r>
-        <w:rPr>
-          <w:lang w:val="hi_IN" w:bidi="hi_IN"/>
-        </w:rPr>
-        <w:t>शुद्ध/अशुद्ध</w:t>
-      </w:r>
-      <w:r>
-        <w:rPr>
-          <w:lang w:val="hi_IN" w:bidi="hi_IN"/>
-        </w:rPr>
+      <w:r>
+        <w:rPr>
+          <w:lang w:val="hi_IN" w:bidi="hi_IN"/>
+        </w:rPr>
+        <w:t>शैतान हमेशा परमेश्वर के काम को नष्ट करने की कोशिश करता है। शैतान लोगों को परमेश्वर की आज्ञा उल्लंघन करने के लिए बहकाता है। वह लोगों को धोखा देकर उन्हें परमेश्वर से दूर करने की कोशिश करता है। शैतान शक्तिशाली और खतरनाक है, वह हमेशा ऐसे तरीकों की खोज में रहता है जिनसे वह परमेश्वर और उसके लोगों के विरुद्ध काम कर सके।</w:t>
       </w:r>
     </w:p>
     <w:p>
@@ -906,33 +1651,33 @@
         <w:rPr>
           <w:lang w:val="hi_IN" w:bidi="hi_IN"/>
         </w:rPr>
-        <w:t xml:space="preserve">बाइबल में "शुद्ध" और "अशुद्ध" शब्द इस बारे में नहीं बताते कि कोई वस्तु बाहर से साफ या गंदी है। बाइबल में, </w:t>
+        <w:t xml:space="preserve">क्योंकि शैतान अभी भी शक्तिशाली है, इसलिए कभी कभी बाइबल उसे "इस संसार का शासक" कहती है। कभी-कभी शैतान को </w:t>
       </w:r>
       <w:r>
         <w:rPr>
           <w:b/>
           <w:lang w:val="hi_IN" w:bidi="hi_IN"/>
         </w:rPr>
-        <w:t>शुद्ध</w:t>
-      </w:r>
-      <w:r>
-        <w:rPr>
-          <w:lang w:val="hi_IN" w:bidi="hi_IN"/>
-        </w:rPr>
-        <w:t xml:space="preserve"> व्यक्ति का अर्थ है ऐसा व्यक्ति जो परमेश्वर की सेवा के योग्य हो, जो परमेश्वर की आराधना में भाग लेने के लिए ग्रहण योग्य हो। जो व्यक्ति </w:t>
+        <w:t>बालज़बूल</w:t>
+      </w:r>
+      <w:r>
+        <w:rPr>
+          <w:lang w:val="hi_IN" w:bidi="hi_IN"/>
+        </w:rPr>
+        <w:t xml:space="preserve"> कहा जाता है, जिसका अर्थ कुछ ऐसा होता है: "ऊँचे स्थानों का स्वामी।" कभी-कभी उसे </w:t>
       </w:r>
       <w:r>
         <w:rPr>
           <w:b/>
           <w:lang w:val="hi_IN" w:bidi="hi_IN"/>
         </w:rPr>
-        <w:t>अशुद्ध</w:t>
-      </w:r>
-      <w:r>
-        <w:rPr>
-          <w:lang w:val="hi_IN" w:bidi="hi_IN"/>
-        </w:rPr>
-        <w:t xml:space="preserve"> है, वह परमेश्वर की सेवा के योग्य नहीं है। जानवर और यहाँ तक कि वस्तुएँ भी शुद्ध या अशुद्ध हो सकती हैं।</w:t>
+        <w:t>धोखा देने वाला</w:t>
+      </w:r>
+      <w:r>
+        <w:rPr>
+          <w:lang w:val="hi_IN" w:bidi="hi_IN"/>
+        </w:rPr>
+        <w:t>कहा जाता है। कभी-कभी उसकी तुलना एक अजगर या साँप से की जाती है।</w:t>
       </w:r>
     </w:p>
     <w:p>
@@ -946,905 +1691,10 @@
         <w:rPr>
           <w:lang w:val="hi_IN" w:bidi="hi_IN"/>
         </w:rPr>
-        <w:t xml:space="preserve">शुद्ध होना किसी व्यक्ति की सामान्य स्थिति है, लेकिन यदि कोई व्यक्ति शुद्धता के नियमों का पालन नहीं करता है तो वह अशुद्ध हो जाता है। कौन सी वस्तुएँ शुद्ध या अशुद्ध थीं, इन नियमों ने </w:t>
-      </w:r>
-      <w:r>
-        <w:rPr>
-          <w:b/>
-          <w:lang w:val="hi_IN" w:bidi="hi_IN"/>
-        </w:rPr>
-        <w:t>इस्राएलियों</w:t>
-      </w:r>
-      <w:r>
-        <w:rPr>
-          <w:lang w:val="hi_IN" w:bidi="hi_IN"/>
-        </w:rPr>
-        <w:t xml:space="preserve"> को यह याद रखने में मदद की कि वे परमेश्वर के विशेष लोग थे। जैसे किसी शुद्ध वस्तु को अशुद्ध वस्तु से दूर रखा जाता है, वैसे ही इस्राएलियों को अशुद्ध वस्तुओं से दूर रहना था। ये चीज़ें अशुद्ध जानवर या वस्तुएँ, या पाप जैसे अशुद्ध काम हो सकते हैं।</w:t>
-      </w:r>
-    </w:p>
-    <w:p>
-      <w:pPr/>
-      <w:r>
-        <w:rPr>
-          <w:lang w:val="hi_IN" w:bidi="hi_IN"/>
-        </w:rPr>
-      </w:r>
-      <w:r>
-        <w:rPr>
-          <w:lang w:val="hi_IN" w:bidi="hi_IN"/>
-        </w:rPr>
-        <w:t>शुद्ध और अशुद्ध के नियम लोगों को यह याद दिलाने में मदद करते थे कि जीवन परमेश्वर से मिलता है, और उसके बिना मृत्यु है। खून और बीमारी मृत्यु से जुड़ी हैं। इसीलिए जो व्यक्ति बीमार होता था या जिसे खून बहता था वह अशुद्ध होता था। एक मृत शरीर इन सब में सबसे अशुद्ध माना जाता था।</w:t>
-      </w:r>
-    </w:p>
-    <w:p>
-      <w:pPr/>
-      <w:r>
-        <w:rPr>
-          <w:lang w:val="hi_IN" w:bidi="hi_IN"/>
-        </w:rPr>
-      </w:r>
-      <w:r>
-        <w:rPr>
-          <w:lang w:val="hi_IN" w:bidi="hi_IN"/>
-        </w:rPr>
-        <w:t>अशुद्धता फैलती थी। यदि कोई अशुद्ध व्यक्ति किसी शुद्ध व्यक्ति को छूता था, तो वह शुद्ध व्यक्ति अशुद्ध हो जाता था। यदि कोई शुद्ध व्यक्ति किसी अशुद्ध वस्तु को छूता था, उदाहरण के लिए, खून से सना हुआ कपड़े का टुकड़ा, तो वह शुद्ध व्यक्ति अशुद्ध हो जाता था। यदि कोई शुद्ध व्यक्ति किसी मृत शरीर को छूता था, तो वह शुद्ध व्यक्ति भी अशुद्ध हो जाता था।</w:t>
-      </w:r>
-    </w:p>
-    <w:p>
-      <w:pPr/>
-      <w:r>
-        <w:rPr>
-          <w:lang w:val="hi_IN" w:bidi="hi_IN"/>
-        </w:rPr>
-      </w:r>
-      <w:r>
-        <w:rPr>
-          <w:lang w:val="hi_IN" w:bidi="hi_IN"/>
-        </w:rPr>
-        <w:t xml:space="preserve">परमेश्वर की </w:t>
-      </w:r>
-      <w:hyperlink r:id="rId23">
-        <w:r>
-          <w:rPr>
-            <w:lang w:val="hi_IN" w:bidi="hi_IN"/>
-          </w:rPr>
-          <w:rPr>
-            <w:color w:val="0000EE"/>
-            <w:u w:val="single"/>
-          </w:rPr>
-          <w:t>आराधना</w:t>
-        </w:r>
-      </w:hyperlink>
-      <w:r>
-        <w:rPr>
-          <w:lang w:val="hi_IN" w:bidi="hi_IN"/>
-        </w:rPr>
-        <w:t xml:space="preserve"> में शुद्ध और अशुद्ध के बीच का अंतर बहुत महत्वपूर्ण था। जो कुछ भी अशुद्ध था वह </w:t>
-      </w:r>
-      <w:hyperlink r:id="rId24">
-        <w:r>
-          <w:rPr>
-            <w:lang w:val="hi_IN" w:bidi="hi_IN"/>
-          </w:rPr>
-          <w:rPr>
-            <w:color w:val="0000EE"/>
-            <w:u w:val="single"/>
-          </w:rPr>
-          <w:t>मन्दिर</w:t>
-        </w:r>
-      </w:hyperlink>
-      <w:r>
-        <w:rPr>
-          <w:lang w:val="hi_IN" w:bidi="hi_IN"/>
-        </w:rPr>
-        <w:t xml:space="preserve"> में प्रवेश नहीं कर सकता था। परमेश्वर ने मन्दिर की देखभाल के लिए </w:t>
-      </w:r>
-      <w:r>
-        <w:rPr>
-          <w:b/>
-          <w:lang w:val="hi_IN" w:bidi="hi_IN"/>
-        </w:rPr>
-        <w:t>याजकों</w:t>
-      </w:r>
-      <w:r>
-        <w:rPr>
-          <w:lang w:val="hi_IN" w:bidi="hi_IN"/>
-        </w:rPr>
-        <w:t xml:space="preserve"> को </w:t>
-      </w:r>
-      <w:r>
-        <w:rPr>
-          <w:b/>
-          <w:lang w:val="hi_IN" w:bidi="hi_IN"/>
-        </w:rPr>
-        <w:t>नियुक्त</w:t>
-      </w:r>
-      <w:r>
-        <w:rPr>
-          <w:lang w:val="hi_IN" w:bidi="hi_IN"/>
-        </w:rPr>
-        <w:t xml:space="preserve"> किया था। शुद्ध रहने के लिए याजकों को बहुत सावधान रहना पड़ता था।</w:t>
-      </w:r>
-    </w:p>
-    <w:p>
-      <w:pPr/>
-      <w:r>
-        <w:rPr>
-          <w:lang w:val="hi_IN" w:bidi="hi_IN"/>
-        </w:rPr>
-      </w:r>
-      <w:r>
-        <w:rPr>
-          <w:lang w:val="hi_IN" w:bidi="hi_IN"/>
-        </w:rPr>
-        <w:t>यदि कोई व्यक्ति मासिक धर्म के कारण, यौन संबंध बनाने के कारण या किसी मृत शरीर को छूने के कारण अशुद्ध होता था, तो उसे एक निश्चित समय तक इंतजार करना पड़ता था और फिर स्नान करना पड़ता था। इसके बाद, वे फिर से शुद्ध माने जाते थे।</w:t>
-      </w:r>
-    </w:p>
-    <w:p>
-      <w:pPr/>
-      <w:r>
-        <w:rPr>
-          <w:lang w:val="hi_IN" w:bidi="hi_IN"/>
-        </w:rPr>
-      </w:r>
-      <w:r>
-        <w:rPr>
-          <w:lang w:val="hi_IN" w:bidi="hi_IN"/>
-        </w:rPr>
-        <w:t>यदि किसी को त्वचा की बीमारी होती थी, तो वह तब तक अशुद्ध होता था जब तक याजक यह पुष्टि न कर दे कि वह ठीक हो गया है। जो व्यक्ति ठीक हो जाता था उसे परमेश्वर को जानवर का बलिदान चढ़ाना पड़ता था। इसके बाद, उसे फिर से शुद्ध माना जाता था।</w:t>
-      </w:r>
-    </w:p>
-    <w:p>
-      <w:pPr/>
-      <w:r>
-        <w:rPr>
-          <w:lang w:val="hi_IN" w:bidi="hi_IN"/>
-        </w:rPr>
-      </w:r>
-      <w:r>
-        <w:rPr>
-          <w:lang w:val="hi_IN" w:bidi="hi_IN"/>
-        </w:rPr>
-        <w:t>परमेश्वर ने इस्राएलियों को बताया था कि वे कौन से जानवर खा सकते हैं और कौन से नहीं। उदाहरण के लिए, वे बकरियों, भेड़ों, गायों और कुछ पक्षियों को खा सकते थे। ये जानवर शुद्ध होते थे। जिन जानवरों को वे नहीं खा सकते थे उनमें सूअर, जंगली जानवर और रेंगने वाले जीव शामिल थे। यदि कोई व्यक्ति अशुद्ध जानवर खाता, तो वह व्यक्ति अशुद्ध हो जाता था।</w:t>
-      </w:r>
-    </w:p>
-    <w:p>
-      <w:pPr/>
-      <w:r>
-        <w:rPr>
-          <w:lang w:val="hi_IN" w:bidi="hi_IN"/>
-        </w:rPr>
-      </w:r>
-      <w:r>
-        <w:rPr>
-          <w:lang w:val="hi_IN" w:bidi="hi_IN"/>
-        </w:rPr>
-        <w:t xml:space="preserve">जब लोग परमेश्वर को </w:t>
-      </w:r>
-      <w:hyperlink r:id="rId25">
-        <w:r>
-          <w:rPr>
-            <w:lang w:val="hi_IN" w:bidi="hi_IN"/>
-          </w:rPr>
-          <w:rPr>
-            <w:color w:val="0000EE"/>
-            <w:u w:val="single"/>
-          </w:rPr>
-          <w:t>बलिदान</w:t>
-        </w:r>
-      </w:hyperlink>
-      <w:r>
-        <w:rPr>
-          <w:lang w:val="hi_IN" w:bidi="hi_IN"/>
-        </w:rPr>
-        <w:t xml:space="preserve"> चढ़ाते थे, तो वे केवल शुद्ध जानवर ही चढ़ा सकते थे। जानवर को पूरी तरह से स्वस्थ भी होना ज़रूरी था। वरना, यह अभी भी अशुद्ध रहता और बलिदान के लिए अयोग्य होता।</w:t>
-      </w:r>
-    </w:p>
-    <w:p>
-      <w:pPr/>
-      <w:r>
-        <w:rPr>
-          <w:lang w:val="hi_IN" w:bidi="hi_IN"/>
-        </w:rPr>
-      </w:r>
-      <w:r>
-        <w:rPr>
-          <w:lang w:val="hi_IN" w:bidi="hi_IN"/>
-        </w:rPr>
-        <w:t>पुराने नियम में, लोग या तो पाप करके या किसी अशुद्ध वस्तु को छूकर अशुद्ध हो जाते थे। कोई जानवर स्वभाव से अशुद्ध हो सकता था।</w:t>
-      </w:r>
-    </w:p>
-    <w:p>
-      <w:pPr/>
-      <w:r>
-        <w:rPr>
-          <w:lang w:val="hi_IN" w:bidi="hi_IN"/>
-        </w:rPr>
-      </w:r>
-      <w:r>
-        <w:rPr>
-          <w:lang w:val="hi_IN" w:bidi="hi_IN"/>
-        </w:rPr>
-        <w:t xml:space="preserve">हालाँकि, नए नियम में, यीशु लोगों को सिखाता है कि शुद्ध होना केवल कुछ भोजन वस्तुओं से दूर रहने या रिवाज स्नान करने से नहीं होता। यीशु हमें सिखाता है कि यदि हम </w:t>
-      </w:r>
-      <w:hyperlink r:id="rId26">
-        <w:r>
-          <w:rPr>
-            <w:lang w:val="hi_IN" w:bidi="hi_IN"/>
-          </w:rPr>
-          <w:rPr>
-            <w:color w:val="0000EE"/>
-            <w:u w:val="single"/>
-          </w:rPr>
-          <w:t>बुरे</w:t>
-        </w:r>
-      </w:hyperlink>
-      <w:r>
-        <w:rPr>
-          <w:lang w:val="hi_IN" w:bidi="hi_IN"/>
-        </w:rPr>
-        <w:t xml:space="preserve"> विचार सोचें और गलत काम करें तो हम अशुद्ध हो जाते हैं। ये चीज़ें हमें परमेश्वर की सेवा करने या आराधना करने के लिए अयोग्य बनाती हैं। यदि हम परमेश्वर की आज्ञा का उल्लंघन करते हैं तो हम अशुद्ध हो जाते हैं। इसीलिए </w:t>
-      </w:r>
-      <w:r>
-        <w:rPr>
-          <w:b/>
-          <w:lang w:val="hi_IN" w:bidi="hi_IN"/>
-        </w:rPr>
-        <w:t>दुष्ट आत्माओं</w:t>
-      </w:r>
-      <w:r>
-        <w:rPr>
-          <w:lang w:val="hi_IN" w:bidi="hi_IN"/>
-        </w:rPr>
-        <w:t xml:space="preserve"> को अक्सर "</w:t>
-      </w:r>
-      <w:r>
-        <w:rPr>
-          <w:b/>
-          <w:lang w:val="hi_IN" w:bidi="hi_IN"/>
-        </w:rPr>
-        <w:t>अशुद्ध आत्माएँ</w:t>
-      </w:r>
-      <w:r>
-        <w:rPr>
-          <w:lang w:val="hi_IN" w:bidi="hi_IN"/>
-        </w:rPr>
-        <w:t>" कहा जाता है, क्योंकि वे परमेश्वर के खिलाफ विद्रोह करती हैं।</w:t>
-      </w:r>
-    </w:p>
-    <w:p>
-      <w:pPr/>
-      <w:r>
-        <w:rPr>
-          <w:lang w:val="hi_IN" w:bidi="hi_IN"/>
-        </w:rPr>
-      </w:r>
-      <w:r>
-        <w:rPr>
-          <w:lang w:val="hi_IN" w:bidi="hi_IN"/>
-        </w:rPr>
-        <w:t xml:space="preserve">यीशु के </w:t>
-      </w:r>
-      <w:hyperlink r:id="rId27">
-        <w:r>
-          <w:rPr>
-            <w:lang w:val="hi_IN" w:bidi="hi_IN"/>
-          </w:rPr>
-          <w:rPr>
-            <w:color w:val="0000EE"/>
-            <w:u w:val="single"/>
-          </w:rPr>
-          <w:t>स्वर्ग</w:t>
-        </w:r>
-      </w:hyperlink>
-      <w:r>
-        <w:rPr>
-          <w:lang w:val="hi_IN" w:bidi="hi_IN"/>
-        </w:rPr>
-        <w:t xml:space="preserve"> लौट जाने के बाद, अधिक से अधिक लोग उसके अनुयायी बन गए। उनमें ऐसे लोग भी थे जो </w:t>
-      </w:r>
-      <w:r>
-        <w:rPr>
-          <w:b/>
-          <w:lang w:val="hi_IN" w:bidi="hi_IN"/>
-        </w:rPr>
-        <w:t>यहूदी</w:t>
-      </w:r>
-      <w:r>
-        <w:rPr>
-          <w:lang w:val="hi_IN" w:bidi="hi_IN"/>
-        </w:rPr>
-        <w:t xml:space="preserve"> नहीं थे। </w:t>
-      </w:r>
-      <w:hyperlink r:id="rId28">
-        <w:r>
-          <w:rPr>
-            <w:lang w:val="hi_IN" w:bidi="hi_IN"/>
-          </w:rPr>
-          <w:rPr>
-            <w:color w:val="0000EE"/>
-            <w:u w:val="single"/>
-          </w:rPr>
-          <w:t>कलीसिया</w:t>
-        </w:r>
-      </w:hyperlink>
-      <w:r>
-        <w:rPr>
-          <w:lang w:val="hi_IN" w:bidi="hi_IN"/>
-        </w:rPr>
-        <w:t xml:space="preserve"> पहले सोचती थी कि जो लोग यहूदी नहीं थे, वे अशुद्ध होते हैं, और इसलिए वे परमेश्वर के लोगों का हिस्सा नहीं बन सकते थे। लेकिन परमेश्वर ने कलीसिया को सिखाया कि अब पुराने नियमों के अनुसार कौन शुद्ध है और कौन अशुद्ध, वह अब लागू नहीं होता। सभी </w:t>
-      </w:r>
-      <w:r>
-        <w:rPr>
-          <w:b/>
-          <w:lang w:val="hi_IN" w:bidi="hi_IN"/>
-        </w:rPr>
-        <w:t>राष्ट्रों</w:t>
-      </w:r>
-      <w:r>
-        <w:rPr>
-          <w:lang w:val="hi_IN" w:bidi="hi_IN"/>
-        </w:rPr>
-        <w:t xml:space="preserve"> के लोगों का परमेश्वर के पास स्वागत किया जाता था, और अब यह महत्वपूर्ण नहीं था कि कोई क्या खाता है या क्या नहीं खाता। यीशु ने लोगों को शुद्ध किया है। अब यह महत्वपूर्ण था कि </w:t>
-      </w:r>
-      <w:hyperlink r:id="rId29">
-        <w:r>
-          <w:rPr>
-            <w:lang w:val="hi_IN" w:bidi="hi_IN"/>
-          </w:rPr>
-          <w:rPr>
-            <w:color w:val="0000EE"/>
-            <w:u w:val="single"/>
-          </w:rPr>
-          <w:t>पाप</w:t>
-        </w:r>
-      </w:hyperlink>
-      <w:r>
-        <w:rPr>
-          <w:lang w:val="hi_IN" w:bidi="hi_IN"/>
-        </w:rPr>
-        <w:t xml:space="preserve"> से दूर रहकर शुद्ध बने रहें।</w:t>
-      </w:r>
-      <w:r>
-        <w:rPr>
-          <w:lang w:val="hi_IN" w:bidi="hi_IN"/>
-        </w:rPr>
-      </w:r>
-      <w:r>
-        <w:rPr>
-          <w:lang w:val="hi_IN" w:bidi="hi_IN"/>
-        </w:rPr>
-      </w:r>
-    </w:p>
-    <w:p>
-      <w:pPr/>
-      <w:r>
-        <w:rPr>
-          <w:lang w:val="hi_IN" w:bidi="hi_IN"/>
-        </w:rPr>
-      </w:r>
-    </w:p>
-    <w:p>
-      <w:pPr>
-        <w:pStyle w:val="Heading2"/>
-      </w:pPr>
-      <w:r>
-        <w:rPr>
-          <w:lang w:val="hi_IN" w:bidi="hi_IN"/>
-        </w:rPr>
-        <w:t>शुभ संदेश</w:t>
-      </w:r>
-      <w:r>
-        <w:rPr>
-          <w:lang w:val="hi_IN" w:bidi="hi_IN"/>
-        </w:rPr>
-      </w:r>
-    </w:p>
-    <w:p>
-      <w:pPr/>
-      <w:r>
-        <w:rPr>
-          <w:lang w:val="hi_IN" w:bidi="hi_IN"/>
-        </w:rPr>
-      </w:r>
-      <w:hyperlink r:id="rId30">
-        <w:r>
-          <w:rPr>
-            <w:lang w:val="hi_IN" w:bidi="hi_IN"/>
-          </w:rPr>
-          <w:rPr>
-            <w:color w:val="0000EE"/>
-            <w:u w:val="single"/>
-          </w:rPr>
-          <w:t>सुसमाचार</w:t>
-        </w:r>
-      </w:hyperlink>
-      <w:r>
-        <w:rPr>
-          <w:lang w:val="hi_IN" w:bidi="hi_IN"/>
-        </w:rPr>
-        <w:t xml:space="preserve"> शब्द एक </w:t>
-      </w:r>
-      <w:r>
-        <w:rPr>
-          <w:b/>
-          <w:lang w:val="hi_IN" w:bidi="hi_IN"/>
-        </w:rPr>
-        <w:t>यूनानी</w:t>
-      </w:r>
-      <w:r>
-        <w:rPr>
-          <w:lang w:val="hi_IN" w:bidi="hi_IN"/>
-        </w:rPr>
-        <w:t xml:space="preserve"> शब्द का अनुवाद है जिसका सीधा अर्थ है "शुभ संदेश।" बाइबल में </w:t>
-      </w:r>
-      <w:r>
-        <w:rPr>
-          <w:b/>
-          <w:lang w:val="hi_IN" w:bidi="hi_IN"/>
-        </w:rPr>
-        <w:t>शुभ संदेश</w:t>
-      </w:r>
-      <w:r>
-        <w:rPr>
-          <w:lang w:val="hi_IN" w:bidi="hi_IN"/>
-        </w:rPr>
-        <w:t xml:space="preserve"> यह है कि परमेश्वर ने लोगों को बचाने का मार्ग बनाया है। नए नियम में, यह साफ़ हो जाता है कि परमेश्वर अपने लोगों को बचाने का मार्ग यीशु की मृत्यु और </w:t>
-      </w:r>
-      <w:hyperlink r:id="rId31">
-        <w:r>
-          <w:rPr>
-            <w:lang w:val="hi_IN" w:bidi="hi_IN"/>
-          </w:rPr>
-          <w:rPr>
-            <w:color w:val="0000EE"/>
-            <w:u w:val="single"/>
-          </w:rPr>
-          <w:t>पुनरुत्थान</w:t>
-        </w:r>
-      </w:hyperlink>
-      <w:r>
-        <w:rPr>
-          <w:lang w:val="hi_IN" w:bidi="hi_IN"/>
-        </w:rPr>
-        <w:t xml:space="preserve"> के द्वारा है। प्रेरितों के काम और पत्रियों में, जब लोग "सुसमाचार का प्रचार कर रहे होते हैं" तो वे लोगों को यह शुभ संदेश सुनाते हैं कि यदि वे यीशु पर भरोसा करते हैं तो उन्हें बचाया जा सकता है।</w:t>
-      </w:r>
-    </w:p>
-    <w:p>
-      <w:pPr/>
-      <w:r>
-        <w:rPr>
-          <w:lang w:val="hi_IN" w:bidi="hi_IN"/>
-        </w:rPr>
-      </w:r>
-      <w:r>
-        <w:rPr>
-          <w:lang w:val="hi_IN" w:bidi="hi_IN"/>
-        </w:rPr>
-        <w:t xml:space="preserve">बाइबल के उस भाग में जो यीशु के जीवन के बारे में बताता है-मत्ती, मरकुस, लूका और यूहन्ना की किताबें-हम कभी-कभी सुसमाचार या "राज्य के शुभ संदेश" के बारे में भी सुनते हैं। उस समय, यीशु अभी तक लोगों को बचाने के लिए नहीं मरा था। यहाँ शुभ संदेश का अर्थ है कि </w:t>
-      </w:r>
-      <w:hyperlink r:id="rId32">
-        <w:r>
-          <w:rPr>
-            <w:lang w:val="hi_IN" w:bidi="hi_IN"/>
-          </w:rPr>
-          <w:rPr>
-            <w:color w:val="0000EE"/>
-            <w:u w:val="single"/>
-          </w:rPr>
-          <w:t>परमेश्वर का राज्य</w:t>
-        </w:r>
-      </w:hyperlink>
-      <w:r>
-        <w:rPr>
-          <w:lang w:val="hi_IN" w:bidi="hi_IN"/>
-        </w:rPr>
-        <w:t xml:space="preserve"> शुरू होने वाला है या पहले ही शुरू हो चुका है। यीशु ने लोगों से कहा कि परमेश्वर सारी पृथ्वी पर राज्य करता है, और जल्द ही वह अपना राज्य सदा के लिए स्थापित करेगा। उस समय तक, लोगों को पहले से ही इस राज्य के नागरिकों के रूप में व्यवहार करना चाहिए, और परमेश्वर को प्राप्त करने के लिए खुद को तैयार करना चाहिए। शुभ संदेश यह है कि परमेश्वर राज्य कर रहा है, और हम अभी से ही उसके राज्य के सदस्य हो सकते हैं! यीशु हमें बचाने के लिए मरा, उसके बाद जो लोग यीशु पर भरोसा करते हैं वे परमेश्वर के राज्य का हिस्सा हो सकते हैं।</w:t>
-      </w:r>
-    </w:p>
-    <w:p>
-      <w:pPr/>
-      <w:r>
-        <w:rPr>
-          <w:lang w:val="hi_IN" w:bidi="hi_IN"/>
-        </w:rPr>
-      </w:r>
-      <w:hyperlink r:id="rId28">
-        <w:r>
-          <w:rPr>
-            <w:lang w:val="hi_IN" w:bidi="hi_IN"/>
-          </w:rPr>
-          <w:rPr>
-            <w:color w:val="0000EE"/>
-            <w:u w:val="single"/>
-          </w:rPr>
-          <w:t>कलीसिया</w:t>
-        </w:r>
-      </w:hyperlink>
-      <w:r>
-        <w:rPr>
-          <w:lang w:val="hi_IN" w:bidi="hi_IN"/>
-        </w:rPr>
-        <w:t xml:space="preserve"> में, हम अक्सर "सुसमाचार" शब्द का इस्तेमाल नए नियम की उन चार पुस्तकों के बारे में बताने के लिए करते हैं जो हमें यीशु के जीवन के बारे में बताती हैं: मत्ती, मरकुस, लूका और यूहन्ना। जब इनमें से किसी भी पुस्तक के बारे में बात की जाती है, तो हम अक्सर "मत्ती का सुसमाचार" या "मरकुस का सुसमाचार" कहते हैं। इसका अर्थ है कि जब हम उदाहरण के लिए "मत्ती का सुसमाचार" कहते हैं, तो हमारा अर्थ मत्ती की पूरी पुस्तक से होता है।</w:t>
-      </w:r>
-      <w:r>
-        <w:rPr>
-          <w:lang w:val="hi_IN" w:bidi="hi_IN"/>
-        </w:rPr>
-      </w:r>
-      <w:r>
-        <w:rPr>
-          <w:lang w:val="hi_IN" w:bidi="hi_IN"/>
-        </w:rPr>
-      </w:r>
-    </w:p>
-    <w:p>
-      <w:pPr/>
-      <w:r>
-        <w:rPr>
-          <w:lang w:val="hi_IN" w:bidi="hi_IN"/>
-        </w:rPr>
-      </w:r>
-    </w:p>
-    <w:p>
-      <w:pPr>
-        <w:pStyle w:val="Heading2"/>
-      </w:pPr>
-      <w:r>
-        <w:rPr>
-          <w:lang w:val="hi_IN" w:bidi="hi_IN"/>
-        </w:rPr>
-        <w:t>शैतान</w:t>
-      </w:r>
-      <w:r>
-        <w:rPr>
-          <w:lang w:val="hi_IN" w:bidi="hi_IN"/>
-        </w:rPr>
-      </w:r>
-    </w:p>
-    <w:p>
-      <w:pPr/>
-      <w:r>
-        <w:rPr>
-          <w:lang w:val="hi_IN" w:bidi="hi_IN"/>
-        </w:rPr>
-      </w:r>
-      <w:r>
-        <w:rPr>
-          <w:b/>
-          <w:lang w:val="hi_IN" w:bidi="hi_IN"/>
-        </w:rPr>
-        <w:t>शैतान</w:t>
-      </w:r>
-      <w:r>
-        <w:rPr>
-          <w:lang w:val="hi_IN" w:bidi="hi_IN"/>
-        </w:rPr>
-        <w:t xml:space="preserve"> नाम का अर्थ है विरोधी, शत्रु या दोष लगानेवाला। यह </w:t>
-      </w:r>
-      <w:hyperlink r:id="rId33">
-        <w:r>
-          <w:rPr>
-            <w:lang w:val="hi_IN" w:bidi="hi_IN"/>
-          </w:rPr>
-          <w:rPr>
-            <w:color w:val="0000EE"/>
-            <w:u w:val="single"/>
-          </w:rPr>
-          <w:t>इब्लीस</w:t>
-        </w:r>
-      </w:hyperlink>
-      <w:r>
-        <w:rPr>
-          <w:lang w:val="hi_IN" w:bidi="hi_IN"/>
-        </w:rPr>
-        <w:t xml:space="preserve"> का नाम है जो सभी </w:t>
-      </w:r>
-      <w:r>
-        <w:rPr>
-          <w:b/>
-          <w:lang w:val="hi_IN" w:bidi="hi_IN"/>
-        </w:rPr>
-        <w:t>दुष्ट आत्माओं</w:t>
-      </w:r>
-      <w:r>
-        <w:rPr>
-          <w:lang w:val="hi_IN" w:bidi="hi_IN"/>
-        </w:rPr>
-        <w:t xml:space="preserve"> का सरदार है।</w:t>
-      </w:r>
-    </w:p>
-    <w:p>
-      <w:pPr/>
-      <w:r>
-        <w:rPr>
-          <w:lang w:val="hi_IN" w:bidi="hi_IN"/>
-        </w:rPr>
-      </w:r>
-      <w:r>
-        <w:rPr>
-          <w:lang w:val="hi_IN" w:bidi="hi_IN"/>
-        </w:rPr>
-        <w:t xml:space="preserve">परमेश्वर ने हर उस वस्तु को बनाया जो अस्तित्व में है, और इसलिए इन सभी आत्माओं को भी परमेश्वर ने ही बनाया है। परमेश्वर ने उन्हें </w:t>
-      </w:r>
-      <w:r>
-        <w:rPr>
-          <w:b/>
-          <w:lang w:val="hi_IN" w:bidi="hi_IN"/>
-        </w:rPr>
-        <w:t>स्वर्गदूतों</w:t>
-      </w:r>
-      <w:r>
-        <w:rPr>
-          <w:lang w:val="hi_IN" w:bidi="hi_IN"/>
-        </w:rPr>
-        <w:t xml:space="preserve"> के रूप में भला बनाया, ताकि वे उसका काम करें। लेकिन कुछ स्वर्गदूतों ने परमेश्वर के विरुद्ध बलवा किया, और फिर वे दुष्ट आत्माएँ बन गए। इन दुष्ट आत्माओं में से सबसे शक्तिशाली को इब्लीस, या शैतान कहा जाता है।</w:t>
-      </w:r>
-    </w:p>
-    <w:p>
-      <w:pPr/>
-      <w:r>
-        <w:rPr>
-          <w:lang w:val="hi_IN" w:bidi="hi_IN"/>
-        </w:rPr>
-      </w:r>
-      <w:r>
-        <w:rPr>
-          <w:lang w:val="hi_IN" w:bidi="hi_IN"/>
-        </w:rPr>
-        <w:t>शैतान हमेशा परमेश्वर के काम को नष्ट करने की कोशिश करता है। शैतान लोगों को परमेश्वर की आज्ञा उल्लंघन करने के लिए बहकाता है। वह लोगों को धोखा देकर उन्हें परमेश्वर से दूर करने की कोशिश करता है। शैतान शक्तिशाली और खतरनाक है, वह हमेशा ऐसे तरीकों की खोज में रहता है जिनसे वह परमेश्वर और उसके लोगों के विरुद्ध काम कर सके।</w:t>
-      </w:r>
-    </w:p>
-    <w:p>
-      <w:pPr/>
-      <w:r>
-        <w:rPr>
-          <w:lang w:val="hi_IN" w:bidi="hi_IN"/>
-        </w:rPr>
-      </w:r>
-      <w:r>
-        <w:rPr>
-          <w:lang w:val="hi_IN" w:bidi="hi_IN"/>
-        </w:rPr>
-        <w:t xml:space="preserve">क्योंकि शैतान अभी भी शक्तिशाली है, इसलिए कभी कभी बाइबल उसे "इस संसार का शासक" कहती है। कभी-कभी शैतान को </w:t>
-      </w:r>
-      <w:r>
-        <w:rPr>
-          <w:b/>
-          <w:lang w:val="hi_IN" w:bidi="hi_IN"/>
-        </w:rPr>
-        <w:t>बालज़बूल</w:t>
-      </w:r>
-      <w:r>
-        <w:rPr>
-          <w:lang w:val="hi_IN" w:bidi="hi_IN"/>
-        </w:rPr>
-        <w:t xml:space="preserve"> कहा जाता है, जिसका अर्थ कुछ ऐसा होता है: "ऊँचे स्थानों का स्वामी।" कभी-कभी उसे </w:t>
-      </w:r>
-      <w:r>
-        <w:rPr>
-          <w:b/>
-          <w:lang w:val="hi_IN" w:bidi="hi_IN"/>
-        </w:rPr>
-        <w:t>धोखा देने वाला</w:t>
-      </w:r>
-      <w:r>
-        <w:rPr>
-          <w:lang w:val="hi_IN" w:bidi="hi_IN"/>
-        </w:rPr>
-        <w:t xml:space="preserve"> कहा जाता है। कभी-कभी उसकी तुलना एक अजगर या साँप से की जाती है।</w:t>
-      </w:r>
-    </w:p>
-    <w:p>
-      <w:pPr/>
-      <w:r>
-        <w:rPr>
-          <w:lang w:val="hi_IN" w:bidi="hi_IN"/>
-        </w:rPr>
-      </w:r>
-      <w:r>
-        <w:rPr>
-          <w:lang w:val="hi_IN" w:bidi="hi_IN"/>
-        </w:rPr>
-        <w:t xml:space="preserve">हालाँकि, परमेश्वर शैतान से कहीं अधिक शक्तिशाली है। जब यीशु मरा और फिर से </w:t>
-      </w:r>
-      <w:r>
-        <w:rPr>
-          <w:b/>
-          <w:lang w:val="hi_IN" w:bidi="hi_IN"/>
-        </w:rPr>
-        <w:t>ज़िंदा हुआ</w:t>
-      </w:r>
-      <w:r>
-        <w:rPr>
-          <w:lang w:val="hi_IN" w:bidi="hi_IN"/>
-        </w:rPr>
-        <w:t>, तब परमेश्वर ने शैतान की शक्ति को तोड़ दिया। भले ही परमेश्वर अभी शैतान को उसकी शक्ति का इस्तेमाल करने दे रहा है, लेकिन जब यीशु वापस आएगा, तब वह शैतान को हमेशा के लिए हरा देगा। परमेश्वर शैतान और सभी दुष्ट आत्माओं को सजा देगा, और वे फिर कभी परमेश्वर और उसके लोगों के विरुद्ध काम नहीं कर पाएँगे।</w:t>
-      </w:r>
-      <w:r>
-        <w:rPr>
-          <w:lang w:val="hi_IN" w:bidi="hi_IN"/>
-        </w:rPr>
-      </w:r>
-      <w:r>
-        <w:rPr>
-          <w:lang w:val="hi_IN" w:bidi="hi_IN"/>
-        </w:rPr>
-      </w:r>
-    </w:p>
-    <w:p>
-      <w:pPr/>
-      <w:r>
-        <w:rPr>
-          <w:lang w:val="hi_IN" w:bidi="hi_IN"/>
-        </w:rPr>
-      </w:r>
-    </w:p>
-    <w:p>
-      <w:pPr>
-        <w:pStyle w:val="Heading2"/>
-      </w:pPr>
-      <w:r>
-        <w:rPr>
-          <w:lang w:val="hi_IN" w:bidi="hi_IN"/>
-        </w:rPr>
-        <w:t>शैतान</w:t>
-      </w:r>
-      <w:r>
-        <w:rPr>
-          <w:lang w:val="hi_IN" w:bidi="hi_IN"/>
-        </w:rPr>
-      </w:r>
-    </w:p>
-    <w:p>
-      <w:pPr/>
-      <w:r>
-        <w:rPr>
-          <w:lang w:val="hi_IN" w:bidi="hi_IN"/>
-        </w:rPr>
-      </w:r>
-      <w:hyperlink r:id="rId34">
-        <w:r>
-          <w:rPr>
-            <w:lang w:val="hi_IN" w:bidi="hi_IN"/>
-          </w:rPr>
-          <w:rPr>
-            <w:color w:val="0000EE"/>
-            <w:u w:val="single"/>
-          </w:rPr>
-          <w:t>शैतान</w:t>
-        </w:r>
-      </w:hyperlink>
-      <w:r>
-        <w:rPr>
-          <w:lang w:val="hi_IN" w:bidi="hi_IN"/>
-        </w:rPr>
-        <w:t xml:space="preserve"> नाम का अर्थ है विरोधी, शत्रु या दोष लगानेवाला। यह </w:t>
-      </w:r>
-      <w:r>
-        <w:rPr>
-          <w:b/>
-          <w:lang w:val="hi_IN" w:bidi="hi_IN"/>
-        </w:rPr>
-        <w:t>इब्लीस</w:t>
-      </w:r>
-      <w:r>
-        <w:rPr>
-          <w:lang w:val="hi_IN" w:bidi="hi_IN"/>
-        </w:rPr>
-        <w:t xml:space="preserve"> का नाम है जो सारी </w:t>
-      </w:r>
-      <w:r>
-        <w:rPr>
-          <w:b/>
-          <w:lang w:val="hi_IN" w:bidi="hi_IN"/>
-        </w:rPr>
-        <w:t>दुष्ट आत्माओं</w:t>
-      </w:r>
-      <w:r>
-        <w:rPr>
-          <w:lang w:val="hi_IN" w:bidi="hi_IN"/>
-        </w:rPr>
-        <w:t xml:space="preserve"> का सरदार है।</w:t>
-      </w:r>
-    </w:p>
-    <w:p>
-      <w:pPr/>
-      <w:r>
-        <w:rPr>
-          <w:lang w:val="hi_IN" w:bidi="hi_IN"/>
-        </w:rPr>
-      </w:r>
-      <w:r>
-        <w:rPr>
-          <w:lang w:val="hi_IN" w:bidi="hi_IN"/>
-        </w:rPr>
-        <w:t xml:space="preserve">परमेश्वर ने हर उस वस्तु को बनाया जो अस्तित्व में है, और इसलिए इन सभी आत्माओं को भी परमेश्वर ने ही बनाया है। परमेश्वर ने उन्हें </w:t>
-      </w:r>
-      <w:r>
-        <w:rPr>
-          <w:b/>
-          <w:lang w:val="hi_IN" w:bidi="hi_IN"/>
-        </w:rPr>
-        <w:t>स्वर्गदूतों</w:t>
-      </w:r>
-      <w:r>
-        <w:rPr>
-          <w:lang w:val="hi_IN" w:bidi="hi_IN"/>
-        </w:rPr>
-        <w:t xml:space="preserve"> के रूप में भला बनाया, ताकि वे उसका काम करें। लेकिन कुछ स्वर्गदूतों ने परमेश्वर के विरुद्ध बलवा किया, और फिर वे दुष्ट आत्माएँ बन गए। इन दुष्ट आत्माओं में से सबसे शक्तिशाली को इब्लीस, या शैतान कहा जाता है।</w:t>
-      </w:r>
-    </w:p>
-    <w:p>
-      <w:pPr/>
-      <w:r>
-        <w:rPr>
-          <w:lang w:val="hi_IN" w:bidi="hi_IN"/>
-        </w:rPr>
-      </w:r>
-      <w:r>
-        <w:rPr>
-          <w:lang w:val="hi_IN" w:bidi="hi_IN"/>
-        </w:rPr>
-        <w:t>शैतान हमेशा परमेश्वर के काम को नष्ट करने की कोशिश करता है। शैतान लोगों को परमेश्वर की आज्ञा उल्लंघन करने के लिए बहकाता है। वह लोगों को धोखा देकर उन्हें परमेश्वर से दूर करने की कोशिश करता है। शैतान शक्तिशाली और खतरनाक है, वह हमेशा ऐसे तरीकों की खोज में रहता है जिनसे वह परमेश्वर और उसके लोगों के विरुद्ध काम कर सके।</w:t>
-      </w:r>
-    </w:p>
-    <w:p>
-      <w:pPr/>
-      <w:r>
-        <w:rPr>
-          <w:lang w:val="hi_IN" w:bidi="hi_IN"/>
-        </w:rPr>
-      </w:r>
-      <w:r>
-        <w:rPr>
-          <w:lang w:val="hi_IN" w:bidi="hi_IN"/>
-        </w:rPr>
-        <w:t xml:space="preserve">क्योंकि शैतान अभी भी शक्तिशाली है, इसलिए कभी कभी बाइबल उसे "इस संसार का शासक" कहती है। कभी-कभी शैतान को </w:t>
-      </w:r>
-      <w:r>
-        <w:rPr>
-          <w:b/>
-          <w:lang w:val="hi_IN" w:bidi="hi_IN"/>
-        </w:rPr>
-        <w:t>बालज़बूल</w:t>
-      </w:r>
-      <w:r>
-        <w:rPr>
-          <w:lang w:val="hi_IN" w:bidi="hi_IN"/>
-        </w:rPr>
-        <w:t xml:space="preserve"> कहा जाता है, जिसका अर्थ कुछ ऐसा होता है: "ऊँचे स्थानों का स्वामी।" कभी-कभी उसे </w:t>
-      </w:r>
-      <w:r>
-        <w:rPr>
-          <w:b/>
-          <w:lang w:val="hi_IN" w:bidi="hi_IN"/>
-        </w:rPr>
-        <w:t>धोखा देने वाला</w:t>
-      </w:r>
-      <w:r>
-        <w:rPr>
-          <w:lang w:val="hi_IN" w:bidi="hi_IN"/>
-        </w:rPr>
-        <w:t>कहा जाता है। कभी-कभी उसकी तुलना एक अजगर या साँप से की जाती है।</w:t>
-      </w:r>
-    </w:p>
-    <w:p>
-      <w:pPr/>
-      <w:r>
-        <w:rPr>
-          <w:lang w:val="hi_IN" w:bidi="hi_IN"/>
-        </w:rPr>
-      </w:r>
-      <w:r>
-        <w:rPr>
-          <w:lang w:val="hi_IN" w:bidi="hi_IN"/>
-        </w:rPr>
         <w:t xml:space="preserve">हालाँकि, परमेश्वर शैतान से कहीं अधिक शक्तिशाली है। जब यीशु मरा और </w:t>
       </w:r>
       <w:r>
         <w:rPr>
-          <w:b/>
           <w:lang w:val="hi_IN" w:bidi="hi_IN"/>
         </w:rPr>
         <w:t>फिर जी उठा</w:t>
